--- a/Physical Diagnosis 2 Exam 1/pd2-cardiac-osce-rubrics.docx
+++ b/Physical Diagnosis 2 Exam 1/pd2-cardiac-osce-rubrics.docx
@@ -62,7 +62,7 @@
           <w:b w:val="0"/>
           <w:i w:val="0"/>
         </w:rPr>
-        <w:t xml:space="preserve">The five PD1 lab sheets this station draws on, word for word, on one page: General Survey (with the introduction and vital signs), Cardiovascular, Thorax &amp; Lungs, Peripheral Vascular, and Skin, Hair &amp; Nails. Nothing is reworded. A </w:t>
+        <w:t xml:space="preserve">The five PD1 lab sheets this station draws on, word for word, on one page: General Survey (with the introduction and vital signs), Skin, Hair &amp; Nails, Peripheral Vascular, Cardiovascular, and Thorax &amp; Lungs, in the order you perform them. Nothing is reworded. A </w:t>
       </w:r>
       <w:r>
         <w:br/>
@@ -1394,7 +1394,7 @@
           <w:rFonts w:ascii="Georgia" w:hAnsi="Georgia"/>
           <w:color w:val="17494B"/>
         </w:rPr>
-        <w:t>04 Cardiovascular</w:t>
+        <w:t>04 Skin, Hair &amp; Nails</w:t>
       </w:r>
     </w:p>
     <w:p>
@@ -1406,11 +1406,657 @@
           <w:b w:val="0"/>
           <w:i w:val="0"/>
         </w:rPr>
-        <w:t>Original: PAJ 5300 Cardiovascular Examination Lab Sheet (Summer 2026), items 1–26.</w:t>
+        <w:t>Original: PAJ 5300 Skin, Hair, and Nails Lab Sheet (Summer 2026).</w:t>
       </w:r>
     </w:p>
     <w:p>
       <w:pPr>
+        <w:spacing w:after="120"/>
+      </w:pPr>
+      <w:r>
+        <w:rPr>
+          <w:b w:val="0"/>
+          <w:i w:val="0"/>
+        </w:rPr>
+        <w:t>• Skin should be inspected for: Color, uniformity, thickness, symmetry, hygiene, lesions, rashes, dryness, odors</w:t>
+      </w:r>
+      <w:r>
+        <w:br/>
+      </w:r>
+      <w:r>
+        <w:rPr>
+          <w:b w:val="0"/>
+          <w:i w:val="0"/>
+        </w:rPr>
+        <w:t xml:space="preserve"> o Inspection of body hair distribution may be performed with skin inspection</w:t>
+      </w:r>
+      <w:r>
+        <w:br/>
+      </w:r>
+      <w:r>
+        <w:rPr>
+          <w:b w:val="0"/>
+          <w:i w:val="0"/>
+        </w:rPr>
+        <w:t>• Skin should be palpated for: Moisture, temperature, texture, turgor, mobility</w:t>
+      </w:r>
+      <w:r>
+        <w:br/>
+      </w:r>
+      <w:r>
+        <w:rPr>
+          <w:b w:val="0"/>
+          <w:i w:val="0"/>
+        </w:rPr>
+        <w:t>• Nails should be inspected for: Color, condition, cleanliness, length, lesions, redness/swelling of nail folds, nail base angle</w:t>
+      </w:r>
+      <w:r>
+        <w:br/>
+      </w:r>
+      <w:r>
+        <w:rPr>
+          <w:b w:val="0"/>
+          <w:i w:val="0"/>
+        </w:rPr>
+        <w:t>• Nails should be palpated for: Texture, firmness, thickness, uniformity, adherence to nail bed</w:t>
+      </w:r>
+      <w:r>
+        <w:br/>
+      </w:r>
+      <w:r>
+        <w:rPr>
+          <w:b w:val="0"/>
+          <w:i w:val="0"/>
+        </w:rPr>
+        <w:t>• Hair should be inspected for: Color, distribution, quantity</w:t>
+      </w:r>
+      <w:r>
+        <w:br/>
+      </w:r>
+      <w:r>
+        <w:rPr>
+          <w:b w:val="0"/>
+          <w:i w:val="0"/>
+        </w:rPr>
+        <w:t>• Hair Should be palpated for: Texture</w:t>
+      </w:r>
+    </w:p>
+    <w:p>
+      <w:pPr>
+        <w:spacing w:after="120"/>
+      </w:pPr>
+      <w:r>
+        <w:rPr>
+          <w:b/>
+          <w:i w:val="0"/>
+        </w:rPr>
+        <w:t>SKIN AND NAILS – Verbalize Procedure While Performing All Techniques</w:t>
+      </w:r>
+      <w:r>
+        <w:br/>
+      </w:r>
+      <w:r>
+        <w:rPr>
+          <w:b w:val="0"/>
+          <w:i w:val="0"/>
+        </w:rPr>
+        <w:t>Steps 1-11 performed with patient sitting</w:t>
+      </w:r>
+      <w:r>
+        <w:br/>
+      </w:r>
+      <w:r>
+        <w:rPr>
+          <w:b w:val="0"/>
+          <w:i w:val="0"/>
+        </w:rPr>
+        <w:t>Steps 12-15 performed with patient standing</w:t>
+      </w:r>
+    </w:p>
+    <w:p>
+      <w:pPr>
+        <w:pStyle w:val="ListBullet"/>
+        <w:spacing w:after="40"/>
+      </w:pPr>
+      <w:r>
+        <w:rPr>
+          <w:b/>
+          <w:sz w:val="20"/>
+        </w:rPr>
+        <w:t xml:space="preserve">36.  </w:t>
+      </w:r>
+      <w:r>
+        <w:rPr>
+          <w:sz w:val="20"/>
+        </w:rPr>
+        <w:t xml:space="preserve">☐ </w:t>
+      </w:r>
+      <w:r>
+        <w:rPr>
+          <w:b w:val="0"/>
+          <w:i w:val="0"/>
+          <w:sz w:val="20"/>
+        </w:rPr>
+        <w:t>Inspect and palpate the hair and scalp – must part hair in multiple locations</w:t>
+      </w:r>
+      <w:r>
+        <w:rPr>
+          <w:sz w:val="20"/>
+        </w:rPr>
+        <w:br/>
+      </w:r>
+      <w:r>
+        <w:rPr>
+          <w:i/>
+          <w:color w:val="335566"/>
+          <w:sz w:val="20"/>
+        </w:rPr>
+        <w:t>“I am inspecting the hair for color, distribution and quantity. I am inspecting the scalp for hygiene, lesions, dandruff, nits or lice. I am palpating…”</w:t>
+      </w:r>
+    </w:p>
+    <w:p>
+      <w:pPr>
+        <w:pStyle w:val="ListBullet"/>
+        <w:spacing w:after="40"/>
+      </w:pPr>
+      <w:r>
+        <w:rPr>
+          <w:b/>
+          <w:sz w:val="20"/>
+        </w:rPr>
+        <w:t xml:space="preserve">37.  </w:t>
+      </w:r>
+      <w:r>
+        <w:rPr>
+          <w:sz w:val="20"/>
+        </w:rPr>
+        <w:t xml:space="preserve">☐ </w:t>
+      </w:r>
+      <w:r>
+        <w:rPr>
+          <w:b w:val="0"/>
+          <w:i w:val="0"/>
+          <w:sz w:val="20"/>
+        </w:rPr>
+        <w:t>Inspect the head, face, and neck</w:t>
+      </w:r>
+      <w:r>
+        <w:rPr>
+          <w:sz w:val="20"/>
+        </w:rPr>
+        <w:br/>
+      </w:r>
+      <w:r>
+        <w:rPr>
+          <w:i/>
+          <w:color w:val="335566"/>
+          <w:sz w:val="20"/>
+        </w:rPr>
+        <w:t>“I am inspecting the eyebrows and eyelashes for color, distribution and quantity” “I am inspecting the skin of the head, face and neck for….”</w:t>
+      </w:r>
+    </w:p>
+    <w:p>
+      <w:pPr>
+        <w:pStyle w:val="ListBullet"/>
+        <w:spacing w:after="40"/>
+      </w:pPr>
+      <w:r>
+        <w:rPr>
+          <w:b/>
+          <w:sz w:val="20"/>
+        </w:rPr>
+        <w:t xml:space="preserve">38.  </w:t>
+      </w:r>
+      <w:r>
+        <w:rPr>
+          <w:sz w:val="20"/>
+        </w:rPr>
+        <w:t xml:space="preserve">☐ </w:t>
+      </w:r>
+      <w:r>
+        <w:rPr>
+          <w:b w:val="0"/>
+          <w:i w:val="0"/>
+          <w:sz w:val="20"/>
+        </w:rPr>
+        <w:t>Inspect the upper back</w:t>
+      </w:r>
+      <w:r>
+        <w:rPr>
+          <w:sz w:val="20"/>
+        </w:rPr>
+        <w:br/>
+      </w:r>
+      <w:r>
+        <w:rPr>
+          <w:i/>
+          <w:color w:val="335566"/>
+          <w:sz w:val="20"/>
+        </w:rPr>
+        <w:t>“I am inspecting the skin for….”</w:t>
+      </w:r>
+    </w:p>
+    <w:p>
+      <w:pPr>
+        <w:pStyle w:val="ListBullet"/>
+        <w:spacing w:after="40"/>
+      </w:pPr>
+      <w:r>
+        <w:rPr>
+          <w:b/>
+          <w:sz w:val="20"/>
+        </w:rPr>
+        <w:t xml:space="preserve">39.  </w:t>
+      </w:r>
+      <w:r>
+        <w:rPr>
+          <w:sz w:val="20"/>
+        </w:rPr>
+        <w:t xml:space="preserve">☐ </w:t>
+      </w:r>
+      <w:r>
+        <w:rPr>
+          <w:b w:val="0"/>
+          <w:i w:val="0"/>
+          <w:sz w:val="20"/>
+        </w:rPr>
+        <w:t>Inspect the shoulders, axillae, and upper extremities</w:t>
+      </w:r>
+    </w:p>
+    <w:p>
+      <w:pPr>
+        <w:pStyle w:val="ListBullet"/>
+        <w:spacing w:after="40"/>
+      </w:pPr>
+      <w:r>
+        <w:rPr>
+          <w:b/>
+          <w:sz w:val="20"/>
+        </w:rPr>
+        <w:t xml:space="preserve">40.  </w:t>
+      </w:r>
+      <w:r>
+        <w:rPr>
+          <w:sz w:val="20"/>
+        </w:rPr>
+        <w:t xml:space="preserve">☐ </w:t>
+      </w:r>
+      <w:r>
+        <w:rPr>
+          <w:b w:val="0"/>
+          <w:i w:val="0"/>
+          <w:sz w:val="20"/>
+        </w:rPr>
+        <w:t>Inspect the hands and fingers (all surfaces and between digits)</w:t>
+      </w:r>
+    </w:p>
+    <w:p>
+      <w:pPr>
+        <w:pStyle w:val="ListBullet"/>
+        <w:spacing w:after="40"/>
+      </w:pPr>
+      <w:r>
+        <w:rPr>
+          <w:b/>
+          <w:sz w:val="20"/>
+        </w:rPr>
+        <w:t xml:space="preserve">41.  </w:t>
+      </w:r>
+      <w:r>
+        <w:rPr>
+          <w:sz w:val="20"/>
+        </w:rPr>
+        <w:t xml:space="preserve">☐ </w:t>
+      </w:r>
+      <w:r>
+        <w:rPr>
+          <w:sz w:val="20"/>
+        </w:rPr>
+        <w:br/>
+      </w:r>
+      <w:r>
+        <w:rPr>
+          <w:b w:val="0"/>
+          <w:i w:val="0"/>
+          <w:sz w:val="20"/>
+        </w:rPr>
+        <w:t>also Lungs · PV</w:t>
+      </w:r>
+      <w:r>
+        <w:rPr>
+          <w:b w:val="0"/>
+          <w:i w:val="0"/>
+          <w:sz w:val="20"/>
+        </w:rPr>
+        <w:t>Inspect and palpate fingernails</w:t>
+      </w:r>
+      <w:r>
+        <w:rPr>
+          <w:sz w:val="20"/>
+        </w:rPr>
+        <w:br/>
+      </w:r>
+      <w:r>
+        <w:rPr>
+          <w:i/>
+          <w:color w:val="335566"/>
+          <w:sz w:val="20"/>
+        </w:rPr>
+        <w:t>“I am inspecting the fingernails for…” “I am palpating the fingernails for…”</w:t>
+      </w:r>
+    </w:p>
+    <w:p>
+      <w:pPr>
+        <w:pStyle w:val="ListBullet"/>
+        <w:spacing w:after="40"/>
+      </w:pPr>
+      <w:r>
+        <w:rPr>
+          <w:b/>
+          <w:sz w:val="20"/>
+        </w:rPr>
+        <w:t xml:space="preserve">42.  </w:t>
+      </w:r>
+      <w:r>
+        <w:rPr>
+          <w:sz w:val="20"/>
+        </w:rPr>
+        <w:t xml:space="preserve">☐ </w:t>
+      </w:r>
+      <w:r>
+        <w:rPr>
+          <w:b w:val="0"/>
+          <w:i w:val="0"/>
+          <w:sz w:val="20"/>
+        </w:rPr>
+        <w:t>Inspect the chest</w:t>
+      </w:r>
+    </w:p>
+    <w:p>
+      <w:pPr>
+        <w:pStyle w:val="ListBullet"/>
+        <w:spacing w:after="40"/>
+      </w:pPr>
+      <w:r>
+        <w:rPr>
+          <w:b/>
+          <w:sz w:val="20"/>
+        </w:rPr>
+        <w:t xml:space="preserve">43.  </w:t>
+      </w:r>
+      <w:r>
+        <w:rPr>
+          <w:sz w:val="20"/>
+        </w:rPr>
+        <w:t xml:space="preserve">☐ </w:t>
+      </w:r>
+      <w:r>
+        <w:rPr>
+          <w:b w:val="0"/>
+          <w:i w:val="0"/>
+          <w:sz w:val="20"/>
+        </w:rPr>
+        <w:t>Inspect the abdomen</w:t>
+      </w:r>
+    </w:p>
+    <w:p>
+      <w:pPr>
+        <w:pStyle w:val="ListBullet"/>
+        <w:spacing w:after="40"/>
+      </w:pPr>
+      <w:r>
+        <w:rPr>
+          <w:b/>
+          <w:sz w:val="20"/>
+        </w:rPr>
+        <w:t xml:space="preserve">44.  </w:t>
+      </w:r>
+      <w:r>
+        <w:rPr>
+          <w:sz w:val="20"/>
+        </w:rPr>
+        <w:t xml:space="preserve">☐ </w:t>
+      </w:r>
+      <w:r>
+        <w:rPr>
+          <w:b w:val="0"/>
+          <w:i w:val="0"/>
+          <w:sz w:val="20"/>
+        </w:rPr>
+        <w:t>Inspect the anterior/medial/lateral thighs and lower legs</w:t>
+      </w:r>
+    </w:p>
+    <w:p>
+      <w:pPr>
+        <w:pStyle w:val="ListBullet"/>
+        <w:spacing w:after="40"/>
+      </w:pPr>
+      <w:r>
+        <w:rPr>
+          <w:b/>
+          <w:sz w:val="20"/>
+        </w:rPr>
+        <w:t xml:space="preserve">45.  </w:t>
+      </w:r>
+      <w:r>
+        <w:rPr>
+          <w:sz w:val="20"/>
+        </w:rPr>
+        <w:t xml:space="preserve">☐ </w:t>
+      </w:r>
+      <w:r>
+        <w:rPr>
+          <w:b w:val="0"/>
+          <w:i w:val="0"/>
+          <w:sz w:val="20"/>
+        </w:rPr>
+        <w:t>Inspect the feet and toes (all surfaces and between digits)</w:t>
+      </w:r>
+    </w:p>
+    <w:p>
+      <w:pPr>
+        <w:pStyle w:val="ListBullet"/>
+        <w:spacing w:after="40"/>
+      </w:pPr>
+      <w:r>
+        <w:rPr>
+          <w:b/>
+          <w:sz w:val="20"/>
+        </w:rPr>
+        <w:t xml:space="preserve">46.  </w:t>
+      </w:r>
+      <w:r>
+        <w:rPr>
+          <w:sz w:val="20"/>
+        </w:rPr>
+        <w:t xml:space="preserve">☐ </w:t>
+      </w:r>
+      <w:r>
+        <w:rPr>
+          <w:b w:val="0"/>
+          <w:i w:val="0"/>
+          <w:sz w:val="20"/>
+        </w:rPr>
+        <w:t>Inspect and palpate toenails</w:t>
+      </w:r>
+    </w:p>
+    <w:p>
+      <w:pPr>
+        <w:pStyle w:val="ListBullet"/>
+        <w:spacing w:after="40"/>
+      </w:pPr>
+      <w:r>
+        <w:rPr>
+          <w:b/>
+          <w:sz w:val="20"/>
+        </w:rPr>
+        <w:t xml:space="preserve">47.  </w:t>
+      </w:r>
+      <w:r>
+        <w:rPr>
+          <w:sz w:val="20"/>
+        </w:rPr>
+        <w:t xml:space="preserve">☐ </w:t>
+      </w:r>
+      <w:r>
+        <w:rPr>
+          <w:b w:val="0"/>
+          <w:i w:val="0"/>
+          <w:sz w:val="20"/>
+        </w:rPr>
+        <w:t>Inspect the lower back and posterior legs</w:t>
+      </w:r>
+    </w:p>
+    <w:p>
+      <w:pPr>
+        <w:pStyle w:val="ListBullet"/>
+        <w:spacing w:after="40"/>
+      </w:pPr>
+      <w:r>
+        <w:rPr>
+          <w:b/>
+          <w:sz w:val="20"/>
+        </w:rPr>
+        <w:t xml:space="preserve">48.  </w:t>
+      </w:r>
+      <w:r>
+        <w:rPr>
+          <w:sz w:val="20"/>
+        </w:rPr>
+        <w:t xml:space="preserve">☐ </w:t>
+      </w:r>
+      <w:r>
+        <w:rPr>
+          <w:b w:val="0"/>
+          <w:i w:val="0"/>
+          <w:sz w:val="20"/>
+        </w:rPr>
+        <w:t>Verbalize examination of the buttocks, breasts, and genitalia</w:t>
+      </w:r>
+      <w:r>
+        <w:rPr>
+          <w:sz w:val="20"/>
+        </w:rPr>
+        <w:br/>
+      </w:r>
+      <w:r>
+        <w:rPr>
+          <w:i/>
+          <w:color w:val="335566"/>
+          <w:sz w:val="20"/>
+        </w:rPr>
+        <w:t>“For a full-body examination, the buttocks, breasts, and genitalia would also be assessed”</w:t>
+      </w:r>
+    </w:p>
+    <w:p>
+      <w:pPr>
+        <w:pStyle w:val="ListBullet"/>
+        <w:spacing w:after="40"/>
+      </w:pPr>
+      <w:r>
+        <w:rPr>
+          <w:b/>
+          <w:sz w:val="20"/>
+        </w:rPr>
+        <w:t xml:space="preserve">49.  </w:t>
+      </w:r>
+      <w:r>
+        <w:rPr>
+          <w:sz w:val="20"/>
+        </w:rPr>
+        <w:t xml:space="preserve">☐ </w:t>
+      </w:r>
+      <w:r>
+        <w:rPr>
+          <w:b w:val="0"/>
+          <w:i w:val="0"/>
+          <w:sz w:val="20"/>
+        </w:rPr>
+        <w:t>Palpate skin temperature using dorsal surface of hands, bilaterally over upper and lower extremities (anterior &amp; posterior)</w:t>
+      </w:r>
+      <w:r>
+        <w:rPr>
+          <w:sz w:val="20"/>
+        </w:rPr>
+        <w:br/>
+      </w:r>
+      <w:r>
+        <w:rPr>
+          <w:i/>
+          <w:color w:val="335566"/>
+          <w:sz w:val="20"/>
+        </w:rPr>
+        <w:t>“I am palpating the skin for temperature and evaluating for symmetry in the extremities”</w:t>
+      </w:r>
+    </w:p>
+    <w:p>
+      <w:pPr>
+        <w:pStyle w:val="ListBullet"/>
+        <w:spacing w:after="40"/>
+      </w:pPr>
+      <w:r>
+        <w:rPr>
+          <w:b/>
+          <w:sz w:val="20"/>
+        </w:rPr>
+        <w:t xml:space="preserve">50.  </w:t>
+      </w:r>
+      <w:r>
+        <w:rPr>
+          <w:sz w:val="20"/>
+        </w:rPr>
+        <w:t xml:space="preserve">☐ </w:t>
+      </w:r>
+      <w:r>
+        <w:rPr>
+          <w:b w:val="0"/>
+          <w:i w:val="0"/>
+          <w:sz w:val="20"/>
+        </w:rPr>
+        <w:t>Palpate skin for texture, mobility &amp; turgor, bilaterally over upper and lower extremities (anterior &amp; posterior)</w:t>
+      </w:r>
+      <w:r>
+        <w:rPr>
+          <w:sz w:val="20"/>
+        </w:rPr>
+        <w:br/>
+      </w:r>
+      <w:r>
+        <w:rPr>
+          <w:i/>
+          <w:color w:val="335566"/>
+          <w:sz w:val="20"/>
+        </w:rPr>
+        <w:t>“I am palpating the skin to assess texture, mobility and turgor”</w:t>
+      </w:r>
+    </w:p>
+    <w:p>
+      <w:pPr>
+        <w:pStyle w:val="Heading2"/>
+        <w:spacing w:before="200" w:after="100"/>
+      </w:pPr>
+      <w:r>
+        <w:rPr>
+          <w:rFonts w:ascii="Georgia" w:hAnsi="Georgia"/>
+          <w:color w:val="17494B"/>
+        </w:rPr>
+        <w:t>05 Peripheral Vascular</w:t>
+      </w:r>
+    </w:p>
+    <w:p>
+      <w:pPr>
+        <w:spacing w:after="120"/>
+      </w:pPr>
+      <w:r>
+        <w:rPr>
+          <w:b w:val="0"/>
+          <w:i w:val="0"/>
+        </w:rPr>
+        <w:t>Original: PAJ 5300 Peripheral Vascular Examination Lab Sheet (Summer 2026). The original numbers it 1–18 with no items 8 or 13; nothing is missing.</w:t>
+      </w:r>
+    </w:p>
+    <w:p>
+      <w:pPr>
         <w:pStyle w:val="Heading3"/>
         <w:spacing w:before="200" w:after="100"/>
       </w:pPr>
@@ -1419,11 +2065,23 @@
           <w:rFonts w:ascii="Georgia" w:hAnsi="Georgia"/>
           <w:color w:val="17494B"/>
         </w:rPr>
-        <w:t>Preparation</w:t>
+        <w:t>Inspection</w:t>
       </w:r>
     </w:p>
     <w:p>
       <w:pPr>
+        <w:spacing w:after="120"/>
+      </w:pPr>
+      <w:r>
+        <w:rPr>
+          <w:b w:val="0"/>
+          <w:i w:val="0"/>
+        </w:rPr>
+        <w:t>Indication: Note for size, symmetry, any swelling, venous pattern, color of skin, texture of skin, temperature of feet and legs, hair growth, ulcerations, and nail beds of the upper and lower extremities.</w:t>
+      </w:r>
+    </w:p>
+    <w:p>
+      <w:pPr>
         <w:pStyle w:val="ListBullet"/>
         <w:spacing w:after="40"/>
       </w:pPr>
@@ -1432,7 +2090,7 @@
           <w:b/>
           <w:sz w:val="20"/>
         </w:rPr>
-        <w:t xml:space="preserve">36.  </w:t>
+        <w:t xml:space="preserve">51.  </w:t>
       </w:r>
       <w:r>
         <w:rPr>
@@ -1446,7 +2104,7 @@
           <w:i w:val="0"/>
           <w:sz w:val="20"/>
         </w:rPr>
-        <w:t>Place the patient in the supine position for the cardiac examination with the head elevated 30 degrees</w:t>
+        <w:t>Inspect for size, symmetry, and edema of the extremities.</w:t>
       </w:r>
     </w:p>
     <w:p>
@@ -1459,7 +2117,7 @@
           <w:b/>
           <w:sz w:val="20"/>
         </w:rPr>
-        <w:t xml:space="preserve">37.  </w:t>
+        <w:t xml:space="preserve">52.  </w:t>
       </w:r>
       <w:r>
         <w:rPr>
@@ -1473,7 +2131,7 @@
           <w:i w:val="0"/>
           <w:sz w:val="20"/>
         </w:rPr>
-        <w:t>Stand on the right side if right-handed, or left side if left-handed of the patient during the examination.</w:t>
+        <w:t>Inspect for venous pattern and hair growth.</w:t>
       </w:r>
     </w:p>
     <w:p>
@@ -1486,19 +2144,13 @@
           <w:b/>
           <w:sz w:val="20"/>
         </w:rPr>
-        <w:t xml:space="preserve">38.  </w:t>
+        <w:t xml:space="preserve">53.  </w:t>
       </w:r>
       <w:r>
         <w:rPr>
           <w:sz w:val="20"/>
         </w:rPr>
         <w:t xml:space="preserve">☐ </w:t>
-      </w:r>
-      <w:r>
-        <w:rPr>
-          <w:sz w:val="20"/>
-        </w:rPr>
-        <w:br/>
       </w:r>
       <w:r>
         <w:rPr>
@@ -1506,7 +2158,26 @@
           <w:i w:val="0"/>
           <w:sz w:val="20"/>
         </w:rPr>
-        <w:t>also Intro</w:t>
+        <w:t>Inspect skin color for erythema, cyanosis, and jaundice.</w:t>
+      </w:r>
+    </w:p>
+    <w:p>
+      <w:pPr>
+        <w:pStyle w:val="ListBullet"/>
+        <w:spacing w:after="40"/>
+      </w:pPr>
+      <w:r>
+        <w:rPr>
+          <w:b/>
+          <w:sz w:val="20"/>
+        </w:rPr>
+        <w:t xml:space="preserve">54.  </w:t>
+      </w:r>
+      <w:r>
+        <w:rPr>
+          <w:sz w:val="20"/>
+        </w:rPr>
+        <w:t xml:space="preserve">☐ </w:t>
       </w:r>
       <w:r>
         <w:rPr>
@@ -1514,7 +2185,7 @@
           <w:i w:val="0"/>
           <w:sz w:val="20"/>
         </w:rPr>
-        <w:t>Perform hand hygiene and ensure proper lighting.</w:t>
+        <w:t>Inspect for pigmentation changes and ulcerations.</w:t>
       </w:r>
     </w:p>
     <w:p>
@@ -1527,7 +2198,7 @@
           <w:b/>
           <w:sz w:val="20"/>
         </w:rPr>
-        <w:t xml:space="preserve">39.  </w:t>
+        <w:t xml:space="preserve">55.  </w:t>
       </w:r>
       <w:r>
         <w:rPr>
@@ -1547,7 +2218,7 @@
           <w:i w:val="0"/>
           <w:sz w:val="20"/>
         </w:rPr>
-        <w:t>also Intro</w:t>
+        <w:t>also Lungs · Skin</w:t>
       </w:r>
       <w:r>
         <w:rPr>
@@ -1555,11 +2226,36 @@
           <w:i w:val="0"/>
           <w:sz w:val="20"/>
         </w:rPr>
-        <w:t>Introduce yourself. Obtain appropriate history questions and interpret vitals.</w:t>
+        <w:t>Inspect the nail beds.</w:t>
       </w:r>
     </w:p>
     <w:p>
       <w:pPr>
+        <w:pStyle w:val="Heading3"/>
+        <w:spacing w:before="200" w:after="100"/>
+      </w:pPr>
+      <w:r>
+        <w:rPr>
+          <w:rFonts w:ascii="Georgia" w:hAnsi="Georgia"/>
+          <w:color w:val="17494B"/>
+        </w:rPr>
+        <w:t>Palpation of pulses bilaterally</w:t>
+      </w:r>
+    </w:p>
+    <w:p>
+      <w:pPr>
+        <w:spacing w:after="120"/>
+      </w:pPr>
+      <w:r>
+        <w:rPr>
+          <w:b w:val="0"/>
+          <w:i w:val="0"/>
+        </w:rPr>
+        <w:t>Indication: Assess the amplitude, rate, rhythm, and quality</w:t>
+      </w:r>
+    </w:p>
+    <w:p>
+      <w:pPr>
         <w:pStyle w:val="ListBullet"/>
         <w:spacing w:after="40"/>
       </w:pPr>
@@ -1568,13 +2264,19 @@
           <w:b/>
           <w:sz w:val="20"/>
         </w:rPr>
-        <w:t xml:space="preserve">40.  </w:t>
+        <w:t xml:space="preserve">56.  </w:t>
       </w:r>
       <w:r>
         <w:rPr>
           <w:sz w:val="20"/>
         </w:rPr>
         <w:t xml:space="preserve">☐ </w:t>
+      </w:r>
+      <w:r>
+        <w:rPr>
+          <w:sz w:val="20"/>
+        </w:rPr>
+        <w:br/>
       </w:r>
       <w:r>
         <w:rPr>
@@ -1582,11 +2284,168 @@
           <w:i w:val="0"/>
           <w:sz w:val="20"/>
         </w:rPr>
-        <w:t>Visualize/identify carotid and jugular pulses.</w:t>
+        <w:t>also Vitals</w:t>
+      </w:r>
+      <w:r>
+        <w:rPr>
+          <w:b w:val="0"/>
+          <w:i w:val="0"/>
+          <w:sz w:val="20"/>
+        </w:rPr>
+        <w:t>Brachial</w:t>
       </w:r>
     </w:p>
     <w:p>
       <w:pPr>
+        <w:pStyle w:val="ListBullet"/>
+        <w:spacing w:after="40"/>
+      </w:pPr>
+      <w:r>
+        <w:rPr>
+          <w:b/>
+          <w:sz w:val="20"/>
+        </w:rPr>
+        <w:t xml:space="preserve">57.  </w:t>
+      </w:r>
+      <w:r>
+        <w:rPr>
+          <w:sz w:val="20"/>
+        </w:rPr>
+        <w:t xml:space="preserve">☐ </w:t>
+      </w:r>
+      <w:r>
+        <w:rPr>
+          <w:sz w:val="20"/>
+        </w:rPr>
+        <w:br/>
+      </w:r>
+      <w:r>
+        <w:rPr>
+          <w:b w:val="0"/>
+          <w:i w:val="0"/>
+          <w:sz w:val="20"/>
+        </w:rPr>
+        <w:t>also Vitals</w:t>
+      </w:r>
+      <w:r>
+        <w:rPr>
+          <w:b w:val="0"/>
+          <w:i w:val="0"/>
+          <w:sz w:val="20"/>
+        </w:rPr>
+        <w:t>Radial</w:t>
+      </w:r>
+    </w:p>
+    <w:p>
+      <w:pPr>
+        <w:pStyle w:val="ListBullet"/>
+        <w:spacing w:after="40"/>
+      </w:pPr>
+      <w:r>
+        <w:rPr>
+          <w:b/>
+          <w:sz w:val="20"/>
+        </w:rPr>
+        <w:t xml:space="preserve">58.  </w:t>
+      </w:r>
+      <w:r>
+        <w:rPr>
+          <w:sz w:val="20"/>
+        </w:rPr>
+        <w:t xml:space="preserve">☐ </w:t>
+      </w:r>
+      <w:r>
+        <w:rPr>
+          <w:b w:val="0"/>
+          <w:i w:val="0"/>
+          <w:sz w:val="20"/>
+        </w:rPr>
+        <w:t>Femoral</w:t>
+      </w:r>
+    </w:p>
+    <w:p>
+      <w:pPr>
+        <w:pStyle w:val="ListBullet"/>
+        <w:spacing w:after="40"/>
+      </w:pPr>
+      <w:r>
+        <w:rPr>
+          <w:b/>
+          <w:sz w:val="20"/>
+        </w:rPr>
+        <w:t xml:space="preserve">59.  </w:t>
+      </w:r>
+      <w:r>
+        <w:rPr>
+          <w:sz w:val="20"/>
+        </w:rPr>
+        <w:t xml:space="preserve">☐ </w:t>
+      </w:r>
+      <w:r>
+        <w:rPr>
+          <w:b w:val="0"/>
+          <w:i w:val="0"/>
+          <w:sz w:val="20"/>
+        </w:rPr>
+        <w:t>Popliteal</w:t>
+      </w:r>
+    </w:p>
+    <w:p>
+      <w:pPr>
+        <w:pStyle w:val="ListBullet"/>
+        <w:spacing w:after="40"/>
+      </w:pPr>
+      <w:r>
+        <w:rPr>
+          <w:b/>
+          <w:sz w:val="20"/>
+        </w:rPr>
+        <w:t xml:space="preserve">60.  </w:t>
+      </w:r>
+      <w:r>
+        <w:rPr>
+          <w:sz w:val="20"/>
+        </w:rPr>
+        <w:t xml:space="preserve">☐ </w:t>
+      </w:r>
+      <w:r>
+        <w:rPr>
+          <w:b w:val="0"/>
+          <w:i w:val="0"/>
+          <w:sz w:val="20"/>
+        </w:rPr>
+        <w:t>Posterior tibialis</w:t>
+      </w:r>
+    </w:p>
+    <w:p>
+      <w:pPr>
+        <w:pStyle w:val="ListBullet"/>
+        <w:spacing w:after="40"/>
+      </w:pPr>
+      <w:r>
+        <w:rPr>
+          <w:b/>
+          <w:sz w:val="20"/>
+        </w:rPr>
+        <w:t xml:space="preserve">61.  </w:t>
+      </w:r>
+      <w:r>
+        <w:rPr>
+          <w:sz w:val="20"/>
+        </w:rPr>
+        <w:t xml:space="preserve">☐ </w:t>
+      </w:r>
+      <w:r>
+        <w:rPr>
+          <w:b w:val="0"/>
+          <w:i w:val="0"/>
+          <w:sz w:val="20"/>
+        </w:rPr>
+        <w:t>Dorsalis pedis</w:t>
+      </w:r>
+    </w:p>
+    <w:p>
+      <w:pPr>
         <w:pStyle w:val="Heading3"/>
         <w:spacing w:before="200" w:after="100"/>
       </w:pPr>
@@ -1595,7 +2454,7 @@
           <w:rFonts w:ascii="Georgia" w:hAnsi="Georgia"/>
           <w:color w:val="17494B"/>
         </w:rPr>
-        <w:t>Inspection</w:t>
+        <w:t>Palpation of lymph nodes bilaterally</w:t>
       </w:r>
     </w:p>
     <w:p>
@@ -1607,7 +2466,7 @@
           <w:b w:val="0"/>
           <w:i w:val="0"/>
         </w:rPr>
-        <w:t>Indication: Inspect the precordium for abnormal wall motion or apical impulse</w:t>
+        <w:t>Indication: note the presence of nodes, discreteness, note size, consistency, and tenderness</w:t>
       </w:r>
     </w:p>
     <w:p>
@@ -1620,7 +2479,7 @@
           <w:b/>
           <w:sz w:val="20"/>
         </w:rPr>
-        <w:t xml:space="preserve">41.  </w:t>
+        <w:t xml:space="preserve">62.  </w:t>
       </w:r>
       <w:r>
         <w:rPr>
@@ -1634,11 +2493,65 @@
           <w:i w:val="0"/>
           <w:sz w:val="20"/>
         </w:rPr>
-        <w:t>Inspect the precordium for abnormal wall motion and apical impulse using tangential lighting.</w:t>
+        <w:t>Epitrochlear</w:t>
       </w:r>
     </w:p>
     <w:p>
       <w:pPr>
+        <w:pStyle w:val="ListBullet"/>
+        <w:spacing w:after="40"/>
+      </w:pPr>
+      <w:r>
+        <w:rPr>
+          <w:b/>
+          <w:sz w:val="20"/>
+        </w:rPr>
+        <w:t xml:space="preserve">63.  </w:t>
+      </w:r>
+      <w:r>
+        <w:rPr>
+          <w:sz w:val="20"/>
+        </w:rPr>
+        <w:t xml:space="preserve">☐ </w:t>
+      </w:r>
+      <w:r>
+        <w:rPr>
+          <w:b w:val="0"/>
+          <w:i w:val="0"/>
+          <w:sz w:val="20"/>
+        </w:rPr>
+        <w:t>Vertical inguinal</w:t>
+      </w:r>
+    </w:p>
+    <w:p>
+      <w:pPr>
+        <w:pStyle w:val="ListBullet"/>
+        <w:spacing w:after="40"/>
+      </w:pPr>
+      <w:r>
+        <w:rPr>
+          <w:b/>
+          <w:sz w:val="20"/>
+        </w:rPr>
+        <w:t xml:space="preserve">64.  </w:t>
+      </w:r>
+      <w:r>
+        <w:rPr>
+          <w:sz w:val="20"/>
+        </w:rPr>
+        <w:t xml:space="preserve">☐ </w:t>
+      </w:r>
+      <w:r>
+        <w:rPr>
+          <w:b w:val="0"/>
+          <w:i w:val="0"/>
+          <w:sz w:val="20"/>
+        </w:rPr>
+        <w:t>Horizontal inguinal</w:t>
+      </w:r>
+    </w:p>
+    <w:p>
+      <w:pPr>
         <w:pStyle w:val="Heading3"/>
         <w:spacing w:before="200" w:after="100"/>
       </w:pPr>
@@ -1647,7 +2560,7 @@
           <w:rFonts w:ascii="Georgia" w:hAnsi="Georgia"/>
           <w:color w:val="17494B"/>
         </w:rPr>
-        <w:t>Carotid Pulse</w:t>
+        <w:t>Palpation checking for capillary refill bilaterally</w:t>
       </w:r>
     </w:p>
     <w:p>
@@ -1659,7 +2572,7 @@
           <w:b w:val="0"/>
           <w:i w:val="0"/>
         </w:rPr>
-        <w:t>Indication: to check the carotid pulse including the carotid upstroke, it’s amplitude and contour, and the presence of thrills.</w:t>
+        <w:t>Indication: Note color typically returns within 2-3 seconds.</w:t>
       </w:r>
     </w:p>
     <w:p>
@@ -1672,7 +2585,7 @@
           <w:b/>
           <w:sz w:val="20"/>
         </w:rPr>
-        <w:t xml:space="preserve">42.  </w:t>
+        <w:t xml:space="preserve">65.  </w:t>
       </w:r>
       <w:r>
         <w:rPr>
@@ -1686,7 +2599,7 @@
           <w:i w:val="0"/>
           <w:sz w:val="20"/>
         </w:rPr>
-        <w:t>Inspect the carotid pulses in the neck.</w:t>
+        <w:t>Palpate the nailbeds upper extremities for capillary refill</w:t>
       </w:r>
     </w:p>
     <w:p>
@@ -1699,7 +2612,7 @@
           <w:b/>
           <w:sz w:val="20"/>
         </w:rPr>
-        <w:t xml:space="preserve">43.  </w:t>
+        <w:t xml:space="preserve">66.  </w:t>
       </w:r>
       <w:r>
         <w:rPr>
@@ -1713,11 +2626,49 @@
           <w:i w:val="0"/>
           <w:sz w:val="20"/>
         </w:rPr>
-        <w:t>Ask the patient to hold their breath for ten seconds. Auscultating the carotids with the diaphragm and bell.</w:t>
+        <w:t>Palpate the nailbeds lower extremities for capillary refill</w:t>
       </w:r>
     </w:p>
     <w:p>
       <w:pPr>
+        <w:pStyle w:val="Heading2"/>
+        <w:spacing w:before="200" w:after="100"/>
+      </w:pPr>
+      <w:r>
+        <w:rPr>
+          <w:rFonts w:ascii="Georgia" w:hAnsi="Georgia"/>
+          <w:color w:val="17494B"/>
+        </w:rPr>
+        <w:t>06 Cardiovascular</w:t>
+      </w:r>
+    </w:p>
+    <w:p>
+      <w:pPr>
+        <w:spacing w:after="120"/>
+      </w:pPr>
+      <w:r>
+        <w:rPr>
+          <w:b w:val="0"/>
+          <w:i w:val="0"/>
+        </w:rPr>
+        <w:t>Original: PAJ 5300 Cardiovascular Examination Lab Sheet (Summer 2026), items 1–26.</w:t>
+      </w:r>
+    </w:p>
+    <w:p>
+      <w:pPr>
+        <w:pStyle w:val="Heading3"/>
+        <w:spacing w:before="200" w:after="100"/>
+      </w:pPr>
+      <w:r>
+        <w:rPr>
+          <w:rFonts w:ascii="Georgia" w:hAnsi="Georgia"/>
+          <w:color w:val="17494B"/>
+        </w:rPr>
+        <w:t>Preparation</w:t>
+      </w:r>
+    </w:p>
+    <w:p>
+      <w:pPr>
         <w:pStyle w:val="ListBullet"/>
         <w:spacing w:after="40"/>
       </w:pPr>
@@ -1726,7 +2677,7 @@
           <w:b/>
           <w:sz w:val="20"/>
         </w:rPr>
-        <w:t xml:space="preserve">44.  </w:t>
+        <w:t xml:space="preserve">67.  </w:t>
       </w:r>
       <w:r>
         <w:rPr>
@@ -1740,11 +2691,147 @@
           <w:i w:val="0"/>
           <w:sz w:val="20"/>
         </w:rPr>
-        <w:t>With the head of the bed still at 30 degrees, palpate each carotid artery in the lower 1/3 of the neck using your index and middle finger. Check bilaterally, but only palpate one carotid at a time.</w:t>
+        <w:t>Place the patient in the supine position for the cardiac examination with the head elevated 30 degrees</w:t>
       </w:r>
     </w:p>
     <w:p>
       <w:pPr>
+        <w:pStyle w:val="ListBullet"/>
+        <w:spacing w:after="40"/>
+      </w:pPr>
+      <w:r>
+        <w:rPr>
+          <w:b/>
+          <w:sz w:val="20"/>
+        </w:rPr>
+        <w:t xml:space="preserve">68.  </w:t>
+      </w:r>
+      <w:r>
+        <w:rPr>
+          <w:sz w:val="20"/>
+        </w:rPr>
+        <w:t xml:space="preserve">☐ </w:t>
+      </w:r>
+      <w:r>
+        <w:rPr>
+          <w:b w:val="0"/>
+          <w:i w:val="0"/>
+          <w:sz w:val="20"/>
+        </w:rPr>
+        <w:t>Stand on the right side if right-handed, or left side if left-handed of the patient during the examination.</w:t>
+      </w:r>
+    </w:p>
+    <w:p>
+      <w:pPr>
+        <w:pStyle w:val="ListBullet"/>
+        <w:spacing w:after="40"/>
+      </w:pPr>
+      <w:r>
+        <w:rPr>
+          <w:b/>
+          <w:sz w:val="20"/>
+        </w:rPr>
+        <w:t xml:space="preserve">69.  </w:t>
+      </w:r>
+      <w:r>
+        <w:rPr>
+          <w:sz w:val="20"/>
+        </w:rPr>
+        <w:t xml:space="preserve">☐ </w:t>
+      </w:r>
+      <w:r>
+        <w:rPr>
+          <w:sz w:val="20"/>
+        </w:rPr>
+        <w:br/>
+      </w:r>
+      <w:r>
+        <w:rPr>
+          <w:b w:val="0"/>
+          <w:i w:val="0"/>
+          <w:sz w:val="20"/>
+        </w:rPr>
+        <w:t>also Intro</w:t>
+      </w:r>
+      <w:r>
+        <w:rPr>
+          <w:b w:val="0"/>
+          <w:i w:val="0"/>
+          <w:sz w:val="20"/>
+        </w:rPr>
+        <w:t>Perform hand hygiene and ensure proper lighting.</w:t>
+      </w:r>
+    </w:p>
+    <w:p>
+      <w:pPr>
+        <w:pStyle w:val="ListBullet"/>
+        <w:spacing w:after="40"/>
+      </w:pPr>
+      <w:r>
+        <w:rPr>
+          <w:b/>
+          <w:sz w:val="20"/>
+        </w:rPr>
+        <w:t xml:space="preserve">70.  </w:t>
+      </w:r>
+      <w:r>
+        <w:rPr>
+          <w:sz w:val="20"/>
+        </w:rPr>
+        <w:t xml:space="preserve">☐ </w:t>
+      </w:r>
+      <w:r>
+        <w:rPr>
+          <w:sz w:val="20"/>
+        </w:rPr>
+        <w:br/>
+      </w:r>
+      <w:r>
+        <w:rPr>
+          <w:b w:val="0"/>
+          <w:i w:val="0"/>
+          <w:sz w:val="20"/>
+        </w:rPr>
+        <w:t>also Intro</w:t>
+      </w:r>
+      <w:r>
+        <w:rPr>
+          <w:b w:val="0"/>
+          <w:i w:val="0"/>
+          <w:sz w:val="20"/>
+        </w:rPr>
+        <w:t>Introduce yourself. Obtain appropriate history questions and interpret vitals.</w:t>
+      </w:r>
+    </w:p>
+    <w:p>
+      <w:pPr>
+        <w:pStyle w:val="ListBullet"/>
+        <w:spacing w:after="40"/>
+      </w:pPr>
+      <w:r>
+        <w:rPr>
+          <w:b/>
+          <w:sz w:val="20"/>
+        </w:rPr>
+        <w:t xml:space="preserve">71.  </w:t>
+      </w:r>
+      <w:r>
+        <w:rPr>
+          <w:sz w:val="20"/>
+        </w:rPr>
+        <w:t xml:space="preserve">☐ </w:t>
+      </w:r>
+      <w:r>
+        <w:rPr>
+          <w:b w:val="0"/>
+          <w:i w:val="0"/>
+          <w:sz w:val="20"/>
+        </w:rPr>
+        <w:t>Visualize/identify carotid and jugular pulses.</w:t>
+      </w:r>
+    </w:p>
+    <w:p>
+      <w:pPr>
         <w:pStyle w:val="Heading3"/>
         <w:spacing w:before="200" w:after="100"/>
       </w:pPr>
@@ -1753,7 +2840,7 @@
           <w:rFonts w:ascii="Georgia" w:hAnsi="Georgia"/>
           <w:color w:val="17494B"/>
         </w:rPr>
-        <w:t>Palpation of the precordium heaves and lifts using finger pads</w:t>
+        <w:t>Inspection</w:t>
       </w:r>
     </w:p>
     <w:p>
@@ -1765,7 +2852,7 @@
           <w:b w:val="0"/>
           <w:i w:val="0"/>
         </w:rPr>
-        <w:t>Indication: palpate for various indicators such as heaves, palpable S1, S2, S3, or S4, the apical impulse and PMI.</w:t>
+        <w:t>Indication: Inspect the precordium for abnormal wall motion or apical impulse</w:t>
       </w:r>
     </w:p>
     <w:p>
@@ -1778,7 +2865,7 @@
           <w:b/>
           <w:sz w:val="20"/>
         </w:rPr>
-        <w:t xml:space="preserve">45.  </w:t>
+        <w:t xml:space="preserve">72.  </w:t>
       </w:r>
       <w:r>
         <w:rPr>
@@ -1792,11 +2879,36 @@
           <w:i w:val="0"/>
           <w:sz w:val="20"/>
         </w:rPr>
-        <w:t>2nd intercostal space, right sternal border - Aortic Area</w:t>
+        <w:t>Inspect the precordium for abnormal wall motion and apical impulse using tangential lighting.</w:t>
       </w:r>
     </w:p>
     <w:p>
       <w:pPr>
+        <w:pStyle w:val="Heading3"/>
+        <w:spacing w:before="200" w:after="100"/>
+      </w:pPr>
+      <w:r>
+        <w:rPr>
+          <w:rFonts w:ascii="Georgia" w:hAnsi="Georgia"/>
+          <w:color w:val="17494B"/>
+        </w:rPr>
+        <w:t>Carotid Pulse</w:t>
+      </w:r>
+    </w:p>
+    <w:p>
+      <w:pPr>
+        <w:spacing w:after="120"/>
+      </w:pPr>
+      <w:r>
+        <w:rPr>
+          <w:b w:val="0"/>
+          <w:i w:val="0"/>
+        </w:rPr>
+        <w:t>Indication: to check the carotid pulse including the carotid upstroke, it’s amplitude and contour, and the presence of thrills.</w:t>
+      </w:r>
+    </w:p>
+    <w:p>
+      <w:pPr>
         <w:pStyle w:val="ListBullet"/>
         <w:spacing w:after="40"/>
       </w:pPr>
@@ -1805,7 +2917,7 @@
           <w:b/>
           <w:sz w:val="20"/>
         </w:rPr>
-        <w:t xml:space="preserve">46.  </w:t>
+        <w:t xml:space="preserve">73.  </w:t>
       </w:r>
       <w:r>
         <w:rPr>
@@ -1819,7 +2931,7 @@
           <w:i w:val="0"/>
           <w:sz w:val="20"/>
         </w:rPr>
-        <w:t>2nd intercostal space, left sternal border - Pulmonic Area</w:t>
+        <w:t>Inspect the carotid pulses in the neck.</w:t>
       </w:r>
     </w:p>
     <w:p>
@@ -1832,7 +2944,7 @@
           <w:b/>
           <w:sz w:val="20"/>
         </w:rPr>
-        <w:t xml:space="preserve">47.  </w:t>
+        <w:t xml:space="preserve">74.  </w:t>
       </w:r>
       <w:r>
         <w:rPr>
@@ -1846,7 +2958,7 @@
           <w:i w:val="0"/>
           <w:sz w:val="20"/>
         </w:rPr>
-        <w:t>3rd intercostal space, left sternal border - Erb’s Point</w:t>
+        <w:t>Ask the patient to hold their breath for ten seconds. Auscultating the carotids with the diaphragm and bell.</w:t>
       </w:r>
     </w:p>
     <w:p>
@@ -1859,7 +2971,7 @@
           <w:b/>
           <w:sz w:val="20"/>
         </w:rPr>
-        <w:t xml:space="preserve">48.  </w:t>
+        <w:t xml:space="preserve">75.  </w:t>
       </w:r>
       <w:r>
         <w:rPr>
@@ -1873,11 +2985,36 @@
           <w:i w:val="0"/>
           <w:sz w:val="20"/>
         </w:rPr>
-        <w:t>4th intercostal space, left sternal border - Tricuspid Area</w:t>
+        <w:t>With the head of the bed still at 30 degrees, palpate each carotid artery in the lower 1/3 of the neck using your index and middle finger. Check bilaterally, but only palpate one carotid at a time.</w:t>
       </w:r>
     </w:p>
     <w:p>
       <w:pPr>
+        <w:pStyle w:val="Heading3"/>
+        <w:spacing w:before="200" w:after="100"/>
+      </w:pPr>
+      <w:r>
+        <w:rPr>
+          <w:rFonts w:ascii="Georgia" w:hAnsi="Georgia"/>
+          <w:color w:val="17494B"/>
+        </w:rPr>
+        <w:t>Palpation of the precordium heaves and lifts using finger pads</w:t>
+      </w:r>
+    </w:p>
+    <w:p>
+      <w:pPr>
+        <w:spacing w:after="120"/>
+      </w:pPr>
+      <w:r>
+        <w:rPr>
+          <w:b w:val="0"/>
+          <w:i w:val="0"/>
+        </w:rPr>
+        <w:t>Indication: palpate for various indicators such as heaves, palpable S1, S2, S3, or S4, the apical impulse and PMI.</w:t>
+      </w:r>
+    </w:p>
+    <w:p>
+      <w:pPr>
         <w:pStyle w:val="ListBullet"/>
         <w:spacing w:after="40"/>
       </w:pPr>
@@ -1886,7 +3023,7 @@
           <w:b/>
           <w:sz w:val="20"/>
         </w:rPr>
-        <w:t xml:space="preserve">49.  </w:t>
+        <w:t xml:space="preserve">76.  </w:t>
       </w:r>
       <w:r>
         <w:rPr>
@@ -1900,7 +3037,7 @@
           <w:i w:val="0"/>
           <w:sz w:val="20"/>
         </w:rPr>
-        <w:t>5th intercostal space, left mid-clavicular line - Mitral Area</w:t>
+        <w:t>2nd intercostal space, right sternal border - Aortic Area</w:t>
       </w:r>
     </w:p>
     <w:p>
@@ -1913,7 +3050,7 @@
           <w:b/>
           <w:sz w:val="20"/>
         </w:rPr>
-        <w:t xml:space="preserve">50.  </w:t>
+        <w:t xml:space="preserve">77.  </w:t>
       </w:r>
       <w:r>
         <w:rPr>
@@ -1927,7 +3064,7 @@
           <w:i w:val="0"/>
           <w:sz w:val="20"/>
         </w:rPr>
-        <w:t>Note the size and intensity of the apical impulse by palpation. Use palmar surface of several fingers. The apical impulse should be described as a light tap.</w:t>
+        <w:t>2nd intercostal space, left sternal border - Pulmonic Area</w:t>
       </w:r>
     </w:p>
     <w:p>
@@ -1940,7 +3077,7 @@
           <w:b/>
           <w:sz w:val="20"/>
         </w:rPr>
-        <w:t xml:space="preserve">51.  </w:t>
+        <w:t xml:space="preserve">78.  </w:t>
       </w:r>
       <w:r>
         <w:rPr>
@@ -1954,11 +3091,119 @@
           <w:i w:val="0"/>
           <w:sz w:val="20"/>
         </w:rPr>
-        <w:t>Note the location of the point of maximal impulse (PMI)</w:t>
+        <w:t>3rd intercostal space, left sternal border - Erb’s Point</w:t>
       </w:r>
     </w:p>
     <w:p>
       <w:pPr>
+        <w:pStyle w:val="ListBullet"/>
+        <w:spacing w:after="40"/>
+      </w:pPr>
+      <w:r>
+        <w:rPr>
+          <w:b/>
+          <w:sz w:val="20"/>
+        </w:rPr>
+        <w:t xml:space="preserve">79.  </w:t>
+      </w:r>
+      <w:r>
+        <w:rPr>
+          <w:sz w:val="20"/>
+        </w:rPr>
+        <w:t xml:space="preserve">☐ </w:t>
+      </w:r>
+      <w:r>
+        <w:rPr>
+          <w:b w:val="0"/>
+          <w:i w:val="0"/>
+          <w:sz w:val="20"/>
+        </w:rPr>
+        <w:t>4th intercostal space, left sternal border - Tricuspid Area</w:t>
+      </w:r>
+    </w:p>
+    <w:p>
+      <w:pPr>
+        <w:pStyle w:val="ListBullet"/>
+        <w:spacing w:after="40"/>
+      </w:pPr>
+      <w:r>
+        <w:rPr>
+          <w:b/>
+          <w:sz w:val="20"/>
+        </w:rPr>
+        <w:t xml:space="preserve">80.  </w:t>
+      </w:r>
+      <w:r>
+        <w:rPr>
+          <w:sz w:val="20"/>
+        </w:rPr>
+        <w:t xml:space="preserve">☐ </w:t>
+      </w:r>
+      <w:r>
+        <w:rPr>
+          <w:b w:val="0"/>
+          <w:i w:val="0"/>
+          <w:sz w:val="20"/>
+        </w:rPr>
+        <w:t>5th intercostal space, left mid-clavicular line - Mitral Area</w:t>
+      </w:r>
+    </w:p>
+    <w:p>
+      <w:pPr>
+        <w:pStyle w:val="ListBullet"/>
+        <w:spacing w:after="40"/>
+      </w:pPr>
+      <w:r>
+        <w:rPr>
+          <w:b/>
+          <w:sz w:val="20"/>
+        </w:rPr>
+        <w:t xml:space="preserve">81.  </w:t>
+      </w:r>
+      <w:r>
+        <w:rPr>
+          <w:sz w:val="20"/>
+        </w:rPr>
+        <w:t xml:space="preserve">☐ </w:t>
+      </w:r>
+      <w:r>
+        <w:rPr>
+          <w:b w:val="0"/>
+          <w:i w:val="0"/>
+          <w:sz w:val="20"/>
+        </w:rPr>
+        <w:t>Note the size and intensity of the apical impulse by palpation. Use palmar surface of several fingers. The apical impulse should be described as a light tap.</w:t>
+      </w:r>
+    </w:p>
+    <w:p>
+      <w:pPr>
+        <w:pStyle w:val="ListBullet"/>
+        <w:spacing w:after="40"/>
+      </w:pPr>
+      <w:r>
+        <w:rPr>
+          <w:b/>
+          <w:sz w:val="20"/>
+        </w:rPr>
+        <w:t xml:space="preserve">82.  </w:t>
+      </w:r>
+      <w:r>
+        <w:rPr>
+          <w:sz w:val="20"/>
+        </w:rPr>
+        <w:t xml:space="preserve">☐ </w:t>
+      </w:r>
+      <w:r>
+        <w:rPr>
+          <w:b w:val="0"/>
+          <w:i w:val="0"/>
+          <w:sz w:val="20"/>
+        </w:rPr>
+        <w:t>Note the location of the point of maximal impulse (PMI)</w:t>
+      </w:r>
+    </w:p>
+    <w:p>
+      <w:pPr>
         <w:pStyle w:val="Heading3"/>
         <w:spacing w:before="200" w:after="100"/>
       </w:pPr>
@@ -1992,7 +3237,7 @@
           <w:b/>
           <w:sz w:val="20"/>
         </w:rPr>
-        <w:t xml:space="preserve">52.  </w:t>
+        <w:t xml:space="preserve">83.  </w:t>
       </w:r>
       <w:r>
         <w:rPr>
@@ -2019,7 +3264,7 @@
           <w:b/>
           <w:sz w:val="20"/>
         </w:rPr>
-        <w:t xml:space="preserve">53.  </w:t>
+        <w:t xml:space="preserve">84.  </w:t>
       </w:r>
       <w:r>
         <w:rPr>
@@ -2046,7 +3291,7 @@
           <w:b/>
           <w:sz w:val="20"/>
         </w:rPr>
-        <w:t xml:space="preserve">54.  </w:t>
+        <w:t xml:space="preserve">85.  </w:t>
       </w:r>
       <w:r>
         <w:rPr>
@@ -2073,7 +3318,7 @@
           <w:b/>
           <w:sz w:val="20"/>
         </w:rPr>
-        <w:t xml:space="preserve">55.  </w:t>
+        <w:t xml:space="preserve">86.  </w:t>
       </w:r>
       <w:r>
         <w:rPr>
@@ -2100,7 +3345,7 @@
           <w:b/>
           <w:sz w:val="20"/>
         </w:rPr>
-        <w:t xml:space="preserve">56.  </w:t>
+        <w:t xml:space="preserve">87.  </w:t>
       </w:r>
       <w:r>
         <w:rPr>
@@ -2152,7 +3397,7 @@
           <w:b/>
           <w:sz w:val="20"/>
         </w:rPr>
-        <w:t xml:space="preserve">57.  </w:t>
+        <w:t xml:space="preserve">88.  </w:t>
       </w:r>
       <w:r>
         <w:rPr>
@@ -2179,7 +3424,7 @@
           <w:b/>
           <w:sz w:val="20"/>
         </w:rPr>
-        <w:t xml:space="preserve">58.  </w:t>
+        <w:t xml:space="preserve">89.  </w:t>
       </w:r>
       <w:r>
         <w:rPr>
@@ -2206,7 +3451,7 @@
           <w:b/>
           <w:sz w:val="20"/>
         </w:rPr>
-        <w:t xml:space="preserve">59.  </w:t>
+        <w:t xml:space="preserve">90.  </w:t>
       </w:r>
       <w:r>
         <w:rPr>
@@ -2233,7 +3478,7 @@
           <w:b/>
           <w:sz w:val="20"/>
         </w:rPr>
-        <w:t xml:space="preserve">60.  </w:t>
+        <w:t xml:space="preserve">91.  </w:t>
       </w:r>
       <w:r>
         <w:rPr>
@@ -2260,7 +3505,7 @@
           <w:b/>
           <w:sz w:val="20"/>
         </w:rPr>
-        <w:t xml:space="preserve">61.  </w:t>
+        <w:t xml:space="preserve">92.  </w:t>
       </w:r>
       <w:r>
         <w:rPr>
@@ -2287,7 +3532,7 @@
           <w:rFonts w:ascii="Georgia" w:hAnsi="Georgia"/>
           <w:color w:val="17494B"/>
         </w:rPr>
-        <w:t>05 Thorax &amp; Lungs (Respiratory)</w:t>
+        <w:t>07 Thorax &amp; Lungs (Respiratory)</w:t>
       </w:r>
     </w:p>
     <w:p>
@@ -2325,7 +3570,7 @@
           <w:b/>
           <w:sz w:val="20"/>
         </w:rPr>
-        <w:t xml:space="preserve">62.  </w:t>
+        <w:t xml:space="preserve">93.  </w:t>
       </w:r>
       <w:r>
         <w:rPr>
@@ -2352,7 +3597,7 @@
           <w:b/>
           <w:sz w:val="20"/>
         </w:rPr>
-        <w:t xml:space="preserve">63.  </w:t>
+        <w:t xml:space="preserve">94.  </w:t>
       </w:r>
       <w:r>
         <w:rPr>
@@ -2379,7 +3624,7 @@
           <w:b/>
           <w:sz w:val="20"/>
         </w:rPr>
-        <w:t xml:space="preserve">64.  </w:t>
+        <w:t xml:space="preserve">95.  </w:t>
       </w:r>
       <w:r>
         <w:rPr>
@@ -2406,7 +3651,7 @@
           <w:b/>
           <w:sz w:val="20"/>
         </w:rPr>
-        <w:t xml:space="preserve">65.  </w:t>
+        <w:t xml:space="preserve">96.  </w:t>
       </w:r>
       <w:r>
         <w:rPr>
@@ -2433,7 +3678,7 @@
           <w:b/>
           <w:sz w:val="20"/>
         </w:rPr>
-        <w:t xml:space="preserve">66.  </w:t>
+        <w:t xml:space="preserve">97.  </w:t>
       </w:r>
       <w:r>
         <w:rPr>
@@ -2460,7 +3705,7 @@
           <w:b/>
           <w:sz w:val="20"/>
         </w:rPr>
-        <w:t xml:space="preserve">67.  </w:t>
+        <w:t xml:space="preserve">98.  </w:t>
       </w:r>
       <w:r>
         <w:rPr>
@@ -2501,7 +3746,7 @@
           <w:b/>
           <w:sz w:val="20"/>
         </w:rPr>
-        <w:t xml:space="preserve">68.  </w:t>
+        <w:t xml:space="preserve">99.  </w:t>
       </w:r>
       <w:r>
         <w:rPr>
@@ -2541,7 +3786,7 @@
           <w:b/>
           <w:sz w:val="20"/>
         </w:rPr>
-        <w:t xml:space="preserve">69.  </w:t>
+        <w:t xml:space="preserve">100.  </w:t>
       </w:r>
       <w:r>
         <w:rPr>
@@ -2568,7 +3813,7 @@
           <w:b/>
           <w:sz w:val="20"/>
         </w:rPr>
-        <w:t xml:space="preserve">70.  </w:t>
+        <w:t xml:space="preserve">101.  </w:t>
       </w:r>
       <w:r>
         <w:rPr>
@@ -2595,7 +3840,7 @@
           <w:b/>
           <w:sz w:val="20"/>
         </w:rPr>
-        <w:t xml:space="preserve">71.  </w:t>
+        <w:t xml:space="preserve">102.  </w:t>
       </w:r>
       <w:r>
         <w:rPr>
@@ -2622,7 +3867,7 @@
           <w:b/>
           <w:sz w:val="20"/>
         </w:rPr>
-        <w:t xml:space="preserve">72.  </w:t>
+        <w:t xml:space="preserve">103.  </w:t>
       </w:r>
       <w:r>
         <w:rPr>
@@ -2649,7 +3894,7 @@
           <w:b/>
           <w:sz w:val="20"/>
         </w:rPr>
-        <w:t xml:space="preserve">73.  </w:t>
+        <w:t xml:space="preserve">104.  </w:t>
       </w:r>
       <w:r>
         <w:rPr>
@@ -2689,7 +3934,7 @@
           <w:b/>
           <w:sz w:val="20"/>
         </w:rPr>
-        <w:t xml:space="preserve">74.  </w:t>
+        <w:t xml:space="preserve">105.  </w:t>
       </w:r>
       <w:r>
         <w:rPr>
@@ -2716,7 +3961,7 @@
           <w:b/>
           <w:sz w:val="20"/>
         </w:rPr>
-        <w:t xml:space="preserve">75.  </w:t>
+        <w:t xml:space="preserve">106.  </w:t>
       </w:r>
       <w:r>
         <w:rPr>
@@ -2743,7 +3988,7 @@
           <w:b/>
           <w:sz w:val="20"/>
         </w:rPr>
-        <w:t xml:space="preserve">76.  </w:t>
+        <w:t xml:space="preserve">107.  </w:t>
       </w:r>
       <w:r>
         <w:rPr>
@@ -2770,7 +4015,7 @@
           <w:b/>
           <w:sz w:val="20"/>
         </w:rPr>
-        <w:t xml:space="preserve">77.  </w:t>
+        <w:t xml:space="preserve">108.  </w:t>
       </w:r>
       <w:r>
         <w:rPr>
@@ -2824,7 +4069,7 @@
           <w:b/>
           <w:sz w:val="20"/>
         </w:rPr>
-        <w:t xml:space="preserve">78.  </w:t>
+        <w:t xml:space="preserve">109.  </w:t>
       </w:r>
       <w:r>
         <w:rPr>
@@ -2851,7 +4096,7 @@
           <w:b/>
           <w:sz w:val="20"/>
         </w:rPr>
-        <w:t xml:space="preserve">79.  </w:t>
+        <w:t xml:space="preserve">110.  </w:t>
       </w:r>
       <w:r>
         <w:rPr>
@@ -2878,7 +4123,7 @@
           <w:b/>
           <w:sz w:val="20"/>
         </w:rPr>
-        <w:t xml:space="preserve">80.  </w:t>
+        <w:t xml:space="preserve">111.  </w:t>
       </w:r>
       <w:r>
         <w:rPr>
@@ -2905,7 +4150,7 @@
           <w:b/>
           <w:sz w:val="20"/>
         </w:rPr>
-        <w:t xml:space="preserve">81.  </w:t>
+        <w:t xml:space="preserve">112.  </w:t>
       </w:r>
       <w:r>
         <w:rPr>
@@ -2932,7 +4177,7 @@
           <w:b/>
           <w:sz w:val="20"/>
         </w:rPr>
-        <w:t xml:space="preserve">82.  </w:t>
+        <w:t xml:space="preserve">113.  </w:t>
       </w:r>
       <w:r>
         <w:rPr>
@@ -2959,7 +4204,7 @@
           <w:b/>
           <w:sz w:val="20"/>
         </w:rPr>
-        <w:t xml:space="preserve">83.  </w:t>
+        <w:t xml:space="preserve">114.  </w:t>
       </w:r>
       <w:r>
         <w:rPr>
@@ -2986,7 +4231,7 @@
           <w:b/>
           <w:sz w:val="20"/>
         </w:rPr>
-        <w:t xml:space="preserve">84.  </w:t>
+        <w:t xml:space="preserve">115.  </w:t>
       </w:r>
       <w:r>
         <w:rPr>
@@ -3013,7 +4258,7 @@
           <w:b/>
           <w:sz w:val="20"/>
         </w:rPr>
-        <w:t xml:space="preserve">85.  </w:t>
+        <w:t xml:space="preserve">116.  </w:t>
       </w:r>
       <w:r>
         <w:rPr>
@@ -3040,7 +4285,7 @@
           <w:b/>
           <w:sz w:val="20"/>
         </w:rPr>
-        <w:t xml:space="preserve">86.  </w:t>
+        <w:t xml:space="preserve">117.  </w:t>
       </w:r>
       <w:r>
         <w:rPr>
@@ -3055,1251 +4300,6 @@
           <w:sz w:val="20"/>
         </w:rPr>
         <w:t>Verbalizes if adventitious sounds are present, student states, “I will perform one of three tests, egophony, bronchophony, and /or whispered pectoriloquy.”</w:t>
-      </w:r>
-    </w:p>
-    <w:p>
-      <w:pPr>
-        <w:pStyle w:val="Heading2"/>
-        <w:spacing w:before="200" w:after="100"/>
-      </w:pPr>
-      <w:r>
-        <w:rPr>
-          <w:rFonts w:ascii="Georgia" w:hAnsi="Georgia"/>
-          <w:color w:val="17494B"/>
-        </w:rPr>
-        <w:t>06 Peripheral Vascular</w:t>
-      </w:r>
-    </w:p>
-    <w:p>
-      <w:pPr>
-        <w:spacing w:after="120"/>
-      </w:pPr>
-      <w:r>
-        <w:rPr>
-          <w:b w:val="0"/>
-          <w:i w:val="0"/>
-        </w:rPr>
-        <w:t>Original: PAJ 5300 Peripheral Vascular Examination Lab Sheet (Summer 2026). The original numbers it 1–18 with no items 8 or 13; nothing is missing.</w:t>
-      </w:r>
-    </w:p>
-    <w:p>
-      <w:pPr>
-        <w:pStyle w:val="Heading3"/>
-        <w:spacing w:before="200" w:after="100"/>
-      </w:pPr>
-      <w:r>
-        <w:rPr>
-          <w:rFonts w:ascii="Georgia" w:hAnsi="Georgia"/>
-          <w:color w:val="17494B"/>
-        </w:rPr>
-        <w:t>Inspection</w:t>
-      </w:r>
-    </w:p>
-    <w:p>
-      <w:pPr>
-        <w:spacing w:after="120"/>
-      </w:pPr>
-      <w:r>
-        <w:rPr>
-          <w:b w:val="0"/>
-          <w:i w:val="0"/>
-        </w:rPr>
-        <w:t>Indication: Note for size, symmetry, any swelling, venous pattern, color of skin, texture of skin, temperature of feet and legs, hair growth, ulcerations, and nail beds of the upper and lower extremities.</w:t>
-      </w:r>
-    </w:p>
-    <w:p>
-      <w:pPr>
-        <w:pStyle w:val="ListBullet"/>
-        <w:spacing w:after="40"/>
-      </w:pPr>
-      <w:r>
-        <w:rPr>
-          <w:b/>
-          <w:sz w:val="20"/>
-        </w:rPr>
-        <w:t xml:space="preserve">87.  </w:t>
-      </w:r>
-      <w:r>
-        <w:rPr>
-          <w:sz w:val="20"/>
-        </w:rPr>
-        <w:t xml:space="preserve">☐ </w:t>
-      </w:r>
-      <w:r>
-        <w:rPr>
-          <w:b w:val="0"/>
-          <w:i w:val="0"/>
-          <w:sz w:val="20"/>
-        </w:rPr>
-        <w:t>Inspect for size, symmetry, and edema of the extremities.</w:t>
-      </w:r>
-    </w:p>
-    <w:p>
-      <w:pPr>
-        <w:pStyle w:val="ListBullet"/>
-        <w:spacing w:after="40"/>
-      </w:pPr>
-      <w:r>
-        <w:rPr>
-          <w:b/>
-          <w:sz w:val="20"/>
-        </w:rPr>
-        <w:t xml:space="preserve">88.  </w:t>
-      </w:r>
-      <w:r>
-        <w:rPr>
-          <w:sz w:val="20"/>
-        </w:rPr>
-        <w:t xml:space="preserve">☐ </w:t>
-      </w:r>
-      <w:r>
-        <w:rPr>
-          <w:b w:val="0"/>
-          <w:i w:val="0"/>
-          <w:sz w:val="20"/>
-        </w:rPr>
-        <w:t>Inspect for venous pattern and hair growth.</w:t>
-      </w:r>
-    </w:p>
-    <w:p>
-      <w:pPr>
-        <w:pStyle w:val="ListBullet"/>
-        <w:spacing w:after="40"/>
-      </w:pPr>
-      <w:r>
-        <w:rPr>
-          <w:b/>
-          <w:sz w:val="20"/>
-        </w:rPr>
-        <w:t xml:space="preserve">89.  </w:t>
-      </w:r>
-      <w:r>
-        <w:rPr>
-          <w:sz w:val="20"/>
-        </w:rPr>
-        <w:t xml:space="preserve">☐ </w:t>
-      </w:r>
-      <w:r>
-        <w:rPr>
-          <w:b w:val="0"/>
-          <w:i w:val="0"/>
-          <w:sz w:val="20"/>
-        </w:rPr>
-        <w:t>Inspect skin color for erythema, cyanosis, and jaundice.</w:t>
-      </w:r>
-    </w:p>
-    <w:p>
-      <w:pPr>
-        <w:pStyle w:val="ListBullet"/>
-        <w:spacing w:after="40"/>
-      </w:pPr>
-      <w:r>
-        <w:rPr>
-          <w:b/>
-          <w:sz w:val="20"/>
-        </w:rPr>
-        <w:t xml:space="preserve">90.  </w:t>
-      </w:r>
-      <w:r>
-        <w:rPr>
-          <w:sz w:val="20"/>
-        </w:rPr>
-        <w:t xml:space="preserve">☐ </w:t>
-      </w:r>
-      <w:r>
-        <w:rPr>
-          <w:b w:val="0"/>
-          <w:i w:val="0"/>
-          <w:sz w:val="20"/>
-        </w:rPr>
-        <w:t>Inspect for pigmentation changes and ulcerations.</w:t>
-      </w:r>
-    </w:p>
-    <w:p>
-      <w:pPr>
-        <w:pStyle w:val="ListBullet"/>
-        <w:spacing w:after="40"/>
-      </w:pPr>
-      <w:r>
-        <w:rPr>
-          <w:b/>
-          <w:sz w:val="20"/>
-        </w:rPr>
-        <w:t xml:space="preserve">91.  </w:t>
-      </w:r>
-      <w:r>
-        <w:rPr>
-          <w:sz w:val="20"/>
-        </w:rPr>
-        <w:t xml:space="preserve">☐ </w:t>
-      </w:r>
-      <w:r>
-        <w:rPr>
-          <w:sz w:val="20"/>
-        </w:rPr>
-        <w:br/>
-      </w:r>
-      <w:r>
-        <w:rPr>
-          <w:b w:val="0"/>
-          <w:i w:val="0"/>
-          <w:sz w:val="20"/>
-        </w:rPr>
-        <w:t>also Lungs · Skin</w:t>
-      </w:r>
-      <w:r>
-        <w:rPr>
-          <w:b w:val="0"/>
-          <w:i w:val="0"/>
-          <w:sz w:val="20"/>
-        </w:rPr>
-        <w:t>Inspect the nail beds.</w:t>
-      </w:r>
-    </w:p>
-    <w:p>
-      <w:pPr>
-        <w:pStyle w:val="Heading3"/>
-        <w:spacing w:before="200" w:after="100"/>
-      </w:pPr>
-      <w:r>
-        <w:rPr>
-          <w:rFonts w:ascii="Georgia" w:hAnsi="Georgia"/>
-          <w:color w:val="17494B"/>
-        </w:rPr>
-        <w:t>Palpation of pulses bilaterally</w:t>
-      </w:r>
-    </w:p>
-    <w:p>
-      <w:pPr>
-        <w:spacing w:after="120"/>
-      </w:pPr>
-      <w:r>
-        <w:rPr>
-          <w:b w:val="0"/>
-          <w:i w:val="0"/>
-        </w:rPr>
-        <w:t>Indication: Assess the amplitude, rate, rhythm, and quality</w:t>
-      </w:r>
-    </w:p>
-    <w:p>
-      <w:pPr>
-        <w:pStyle w:val="ListBullet"/>
-        <w:spacing w:after="40"/>
-      </w:pPr>
-      <w:r>
-        <w:rPr>
-          <w:b/>
-          <w:sz w:val="20"/>
-        </w:rPr>
-        <w:t xml:space="preserve">92.  </w:t>
-      </w:r>
-      <w:r>
-        <w:rPr>
-          <w:sz w:val="20"/>
-        </w:rPr>
-        <w:t xml:space="preserve">☐ </w:t>
-      </w:r>
-      <w:r>
-        <w:rPr>
-          <w:sz w:val="20"/>
-        </w:rPr>
-        <w:br/>
-      </w:r>
-      <w:r>
-        <w:rPr>
-          <w:b w:val="0"/>
-          <w:i w:val="0"/>
-          <w:sz w:val="20"/>
-        </w:rPr>
-        <w:t>also Vitals</w:t>
-      </w:r>
-      <w:r>
-        <w:rPr>
-          <w:b w:val="0"/>
-          <w:i w:val="0"/>
-          <w:sz w:val="20"/>
-        </w:rPr>
-        <w:t>Brachial</w:t>
-      </w:r>
-    </w:p>
-    <w:p>
-      <w:pPr>
-        <w:pStyle w:val="ListBullet"/>
-        <w:spacing w:after="40"/>
-      </w:pPr>
-      <w:r>
-        <w:rPr>
-          <w:b/>
-          <w:sz w:val="20"/>
-        </w:rPr>
-        <w:t xml:space="preserve">93.  </w:t>
-      </w:r>
-      <w:r>
-        <w:rPr>
-          <w:sz w:val="20"/>
-        </w:rPr>
-        <w:t xml:space="preserve">☐ </w:t>
-      </w:r>
-      <w:r>
-        <w:rPr>
-          <w:sz w:val="20"/>
-        </w:rPr>
-        <w:br/>
-      </w:r>
-      <w:r>
-        <w:rPr>
-          <w:b w:val="0"/>
-          <w:i w:val="0"/>
-          <w:sz w:val="20"/>
-        </w:rPr>
-        <w:t>also Vitals</w:t>
-      </w:r>
-      <w:r>
-        <w:rPr>
-          <w:b w:val="0"/>
-          <w:i w:val="0"/>
-          <w:sz w:val="20"/>
-        </w:rPr>
-        <w:t>Radial</w:t>
-      </w:r>
-    </w:p>
-    <w:p>
-      <w:pPr>
-        <w:pStyle w:val="ListBullet"/>
-        <w:spacing w:after="40"/>
-      </w:pPr>
-      <w:r>
-        <w:rPr>
-          <w:b/>
-          <w:sz w:val="20"/>
-        </w:rPr>
-        <w:t xml:space="preserve">94.  </w:t>
-      </w:r>
-      <w:r>
-        <w:rPr>
-          <w:sz w:val="20"/>
-        </w:rPr>
-        <w:t xml:space="preserve">☐ </w:t>
-      </w:r>
-      <w:r>
-        <w:rPr>
-          <w:b w:val="0"/>
-          <w:i w:val="0"/>
-          <w:sz w:val="20"/>
-        </w:rPr>
-        <w:t>Femoral</w:t>
-      </w:r>
-    </w:p>
-    <w:p>
-      <w:pPr>
-        <w:pStyle w:val="ListBullet"/>
-        <w:spacing w:after="40"/>
-      </w:pPr>
-      <w:r>
-        <w:rPr>
-          <w:b/>
-          <w:sz w:val="20"/>
-        </w:rPr>
-        <w:t xml:space="preserve">95.  </w:t>
-      </w:r>
-      <w:r>
-        <w:rPr>
-          <w:sz w:val="20"/>
-        </w:rPr>
-        <w:t xml:space="preserve">☐ </w:t>
-      </w:r>
-      <w:r>
-        <w:rPr>
-          <w:b w:val="0"/>
-          <w:i w:val="0"/>
-          <w:sz w:val="20"/>
-        </w:rPr>
-        <w:t>Popliteal</w:t>
-      </w:r>
-    </w:p>
-    <w:p>
-      <w:pPr>
-        <w:pStyle w:val="ListBullet"/>
-        <w:spacing w:after="40"/>
-      </w:pPr>
-      <w:r>
-        <w:rPr>
-          <w:b/>
-          <w:sz w:val="20"/>
-        </w:rPr>
-        <w:t xml:space="preserve">96.  </w:t>
-      </w:r>
-      <w:r>
-        <w:rPr>
-          <w:sz w:val="20"/>
-        </w:rPr>
-        <w:t xml:space="preserve">☐ </w:t>
-      </w:r>
-      <w:r>
-        <w:rPr>
-          <w:b w:val="0"/>
-          <w:i w:val="0"/>
-          <w:sz w:val="20"/>
-        </w:rPr>
-        <w:t>Posterior tibialis</w:t>
-      </w:r>
-    </w:p>
-    <w:p>
-      <w:pPr>
-        <w:pStyle w:val="ListBullet"/>
-        <w:spacing w:after="40"/>
-      </w:pPr>
-      <w:r>
-        <w:rPr>
-          <w:b/>
-          <w:sz w:val="20"/>
-        </w:rPr>
-        <w:t xml:space="preserve">97.  </w:t>
-      </w:r>
-      <w:r>
-        <w:rPr>
-          <w:sz w:val="20"/>
-        </w:rPr>
-        <w:t xml:space="preserve">☐ </w:t>
-      </w:r>
-      <w:r>
-        <w:rPr>
-          <w:b w:val="0"/>
-          <w:i w:val="0"/>
-          <w:sz w:val="20"/>
-        </w:rPr>
-        <w:t>Dorsalis pedis</w:t>
-      </w:r>
-    </w:p>
-    <w:p>
-      <w:pPr>
-        <w:pStyle w:val="Heading3"/>
-        <w:spacing w:before="200" w:after="100"/>
-      </w:pPr>
-      <w:r>
-        <w:rPr>
-          <w:rFonts w:ascii="Georgia" w:hAnsi="Georgia"/>
-          <w:color w:val="17494B"/>
-        </w:rPr>
-        <w:t>Palpation of lymph nodes bilaterally</w:t>
-      </w:r>
-    </w:p>
-    <w:p>
-      <w:pPr>
-        <w:spacing w:after="120"/>
-      </w:pPr>
-      <w:r>
-        <w:rPr>
-          <w:b w:val="0"/>
-          <w:i w:val="0"/>
-        </w:rPr>
-        <w:t>Indication: note the presence of nodes, discreteness, note size, consistency, and tenderness</w:t>
-      </w:r>
-    </w:p>
-    <w:p>
-      <w:pPr>
-        <w:pStyle w:val="ListBullet"/>
-        <w:spacing w:after="40"/>
-      </w:pPr>
-      <w:r>
-        <w:rPr>
-          <w:b/>
-          <w:sz w:val="20"/>
-        </w:rPr>
-        <w:t xml:space="preserve">98.  </w:t>
-      </w:r>
-      <w:r>
-        <w:rPr>
-          <w:sz w:val="20"/>
-        </w:rPr>
-        <w:t xml:space="preserve">☐ </w:t>
-      </w:r>
-      <w:r>
-        <w:rPr>
-          <w:b w:val="0"/>
-          <w:i w:val="0"/>
-          <w:sz w:val="20"/>
-        </w:rPr>
-        <w:t>Epitrochlear</w:t>
-      </w:r>
-    </w:p>
-    <w:p>
-      <w:pPr>
-        <w:pStyle w:val="ListBullet"/>
-        <w:spacing w:after="40"/>
-      </w:pPr>
-      <w:r>
-        <w:rPr>
-          <w:b/>
-          <w:sz w:val="20"/>
-        </w:rPr>
-        <w:t xml:space="preserve">99.  </w:t>
-      </w:r>
-      <w:r>
-        <w:rPr>
-          <w:sz w:val="20"/>
-        </w:rPr>
-        <w:t xml:space="preserve">☐ </w:t>
-      </w:r>
-      <w:r>
-        <w:rPr>
-          <w:b w:val="0"/>
-          <w:i w:val="0"/>
-          <w:sz w:val="20"/>
-        </w:rPr>
-        <w:t>Vertical inguinal</w:t>
-      </w:r>
-    </w:p>
-    <w:p>
-      <w:pPr>
-        <w:pStyle w:val="ListBullet"/>
-        <w:spacing w:after="40"/>
-      </w:pPr>
-      <w:r>
-        <w:rPr>
-          <w:b/>
-          <w:sz w:val="20"/>
-        </w:rPr>
-        <w:t xml:space="preserve">100.  </w:t>
-      </w:r>
-      <w:r>
-        <w:rPr>
-          <w:sz w:val="20"/>
-        </w:rPr>
-        <w:t xml:space="preserve">☐ </w:t>
-      </w:r>
-      <w:r>
-        <w:rPr>
-          <w:b w:val="0"/>
-          <w:i w:val="0"/>
-          <w:sz w:val="20"/>
-        </w:rPr>
-        <w:t>Horizontal inguinal</w:t>
-      </w:r>
-    </w:p>
-    <w:p>
-      <w:pPr>
-        <w:pStyle w:val="Heading3"/>
-        <w:spacing w:before="200" w:after="100"/>
-      </w:pPr>
-      <w:r>
-        <w:rPr>
-          <w:rFonts w:ascii="Georgia" w:hAnsi="Georgia"/>
-          <w:color w:val="17494B"/>
-        </w:rPr>
-        <w:t>Palpation checking for capillary refill bilaterally</w:t>
-      </w:r>
-    </w:p>
-    <w:p>
-      <w:pPr>
-        <w:spacing w:after="120"/>
-      </w:pPr>
-      <w:r>
-        <w:rPr>
-          <w:b w:val="0"/>
-          <w:i w:val="0"/>
-        </w:rPr>
-        <w:t>Indication: Note color typically returns within 2-3 seconds.</w:t>
-      </w:r>
-    </w:p>
-    <w:p>
-      <w:pPr>
-        <w:pStyle w:val="ListBullet"/>
-        <w:spacing w:after="40"/>
-      </w:pPr>
-      <w:r>
-        <w:rPr>
-          <w:b/>
-          <w:sz w:val="20"/>
-        </w:rPr>
-        <w:t xml:space="preserve">101.  </w:t>
-      </w:r>
-      <w:r>
-        <w:rPr>
-          <w:sz w:val="20"/>
-        </w:rPr>
-        <w:t xml:space="preserve">☐ </w:t>
-      </w:r>
-      <w:r>
-        <w:rPr>
-          <w:b w:val="0"/>
-          <w:i w:val="0"/>
-          <w:sz w:val="20"/>
-        </w:rPr>
-        <w:t>Palpate the nailbeds upper extremities for capillary refill</w:t>
-      </w:r>
-    </w:p>
-    <w:p>
-      <w:pPr>
-        <w:pStyle w:val="ListBullet"/>
-        <w:spacing w:after="40"/>
-      </w:pPr>
-      <w:r>
-        <w:rPr>
-          <w:b/>
-          <w:sz w:val="20"/>
-        </w:rPr>
-        <w:t xml:space="preserve">102.  </w:t>
-      </w:r>
-      <w:r>
-        <w:rPr>
-          <w:sz w:val="20"/>
-        </w:rPr>
-        <w:t xml:space="preserve">☐ </w:t>
-      </w:r>
-      <w:r>
-        <w:rPr>
-          <w:b w:val="0"/>
-          <w:i w:val="0"/>
-          <w:sz w:val="20"/>
-        </w:rPr>
-        <w:t>Palpate the nailbeds lower extremities for capillary refill</w:t>
-      </w:r>
-    </w:p>
-    <w:p>
-      <w:pPr>
-        <w:pStyle w:val="Heading2"/>
-        <w:spacing w:before="200" w:after="100"/>
-      </w:pPr>
-      <w:r>
-        <w:rPr>
-          <w:rFonts w:ascii="Georgia" w:hAnsi="Georgia"/>
-          <w:color w:val="17494B"/>
-        </w:rPr>
-        <w:t>07 Skin, Hair &amp; Nails</w:t>
-      </w:r>
-    </w:p>
-    <w:p>
-      <w:pPr>
-        <w:spacing w:after="120"/>
-      </w:pPr>
-      <w:r>
-        <w:rPr>
-          <w:b w:val="0"/>
-          <w:i w:val="0"/>
-        </w:rPr>
-        <w:t>Original: PAJ 5300 Skin, Hair, and Nails Lab Sheet (Summer 2026).</w:t>
-      </w:r>
-    </w:p>
-    <w:p>
-      <w:pPr>
-        <w:spacing w:after="120"/>
-      </w:pPr>
-      <w:r>
-        <w:rPr>
-          <w:b w:val="0"/>
-          <w:i w:val="0"/>
-        </w:rPr>
-        <w:t>• Skin should be inspected for: Color, uniformity, thickness, symmetry, hygiene, lesions, rashes, dryness, odors</w:t>
-      </w:r>
-      <w:r>
-        <w:br/>
-      </w:r>
-      <w:r>
-        <w:rPr>
-          <w:b w:val="0"/>
-          <w:i w:val="0"/>
-        </w:rPr>
-        <w:t xml:space="preserve"> o Inspection of body hair distribution may be performed with skin inspection</w:t>
-      </w:r>
-      <w:r>
-        <w:br/>
-      </w:r>
-      <w:r>
-        <w:rPr>
-          <w:b w:val="0"/>
-          <w:i w:val="0"/>
-        </w:rPr>
-        <w:t>• Skin should be palpated for: Moisture, temperature, texture, turgor, mobility</w:t>
-      </w:r>
-      <w:r>
-        <w:br/>
-      </w:r>
-      <w:r>
-        <w:rPr>
-          <w:b w:val="0"/>
-          <w:i w:val="0"/>
-        </w:rPr>
-        <w:t>• Nails should be inspected for: Color, condition, cleanliness, length, lesions, redness/swelling of nail folds, nail base angle</w:t>
-      </w:r>
-      <w:r>
-        <w:br/>
-      </w:r>
-      <w:r>
-        <w:rPr>
-          <w:b w:val="0"/>
-          <w:i w:val="0"/>
-        </w:rPr>
-        <w:t>• Nails should be palpated for: Texture, firmness, thickness, uniformity, adherence to nail bed</w:t>
-      </w:r>
-      <w:r>
-        <w:br/>
-      </w:r>
-      <w:r>
-        <w:rPr>
-          <w:b w:val="0"/>
-          <w:i w:val="0"/>
-        </w:rPr>
-        <w:t>• Hair should be inspected for: Color, distribution, quantity</w:t>
-      </w:r>
-      <w:r>
-        <w:br/>
-      </w:r>
-      <w:r>
-        <w:rPr>
-          <w:b w:val="0"/>
-          <w:i w:val="0"/>
-        </w:rPr>
-        <w:t>• Hair Should be palpated for: Texture</w:t>
-      </w:r>
-    </w:p>
-    <w:p>
-      <w:pPr>
-        <w:spacing w:after="120"/>
-      </w:pPr>
-      <w:r>
-        <w:rPr>
-          <w:b/>
-          <w:i w:val="0"/>
-        </w:rPr>
-        <w:t>SKIN AND NAILS – Verbalize Procedure While Performing All Techniques</w:t>
-      </w:r>
-      <w:r>
-        <w:br/>
-      </w:r>
-      <w:r>
-        <w:rPr>
-          <w:b w:val="0"/>
-          <w:i w:val="0"/>
-        </w:rPr>
-        <w:t>Steps 1-11 performed with patient sitting</w:t>
-      </w:r>
-      <w:r>
-        <w:br/>
-      </w:r>
-      <w:r>
-        <w:rPr>
-          <w:b w:val="0"/>
-          <w:i w:val="0"/>
-        </w:rPr>
-        <w:t>Steps 12-15 performed with patient standing</w:t>
-      </w:r>
-    </w:p>
-    <w:p>
-      <w:pPr>
-        <w:pStyle w:val="ListBullet"/>
-        <w:spacing w:after="40"/>
-      </w:pPr>
-      <w:r>
-        <w:rPr>
-          <w:b/>
-          <w:sz w:val="20"/>
-        </w:rPr>
-        <w:t xml:space="preserve">103.  </w:t>
-      </w:r>
-      <w:r>
-        <w:rPr>
-          <w:sz w:val="20"/>
-        </w:rPr>
-        <w:t xml:space="preserve">☐ </w:t>
-      </w:r>
-      <w:r>
-        <w:rPr>
-          <w:b w:val="0"/>
-          <w:i w:val="0"/>
-          <w:sz w:val="20"/>
-        </w:rPr>
-        <w:t>Inspect and palpate the hair and scalp – must part hair in multiple locations</w:t>
-      </w:r>
-      <w:r>
-        <w:rPr>
-          <w:sz w:val="20"/>
-        </w:rPr>
-        <w:br/>
-      </w:r>
-      <w:r>
-        <w:rPr>
-          <w:i/>
-          <w:color w:val="335566"/>
-          <w:sz w:val="20"/>
-        </w:rPr>
-        <w:t>“I am inspecting the hair for color, distribution and quantity. I am inspecting the scalp for hygiene, lesions, dandruff, nits or lice. I am palpating…”</w:t>
-      </w:r>
-    </w:p>
-    <w:p>
-      <w:pPr>
-        <w:pStyle w:val="ListBullet"/>
-        <w:spacing w:after="40"/>
-      </w:pPr>
-      <w:r>
-        <w:rPr>
-          <w:b/>
-          <w:sz w:val="20"/>
-        </w:rPr>
-        <w:t xml:space="preserve">104.  </w:t>
-      </w:r>
-      <w:r>
-        <w:rPr>
-          <w:sz w:val="20"/>
-        </w:rPr>
-        <w:t xml:space="preserve">☐ </w:t>
-      </w:r>
-      <w:r>
-        <w:rPr>
-          <w:b w:val="0"/>
-          <w:i w:val="0"/>
-          <w:sz w:val="20"/>
-        </w:rPr>
-        <w:t>Inspect the head, face, and neck</w:t>
-      </w:r>
-      <w:r>
-        <w:rPr>
-          <w:sz w:val="20"/>
-        </w:rPr>
-        <w:br/>
-      </w:r>
-      <w:r>
-        <w:rPr>
-          <w:i/>
-          <w:color w:val="335566"/>
-          <w:sz w:val="20"/>
-        </w:rPr>
-        <w:t>“I am inspecting the eyebrows and eyelashes for color, distribution and quantity” “I am inspecting the skin of the head, face and neck for….”</w:t>
-      </w:r>
-    </w:p>
-    <w:p>
-      <w:pPr>
-        <w:pStyle w:val="ListBullet"/>
-        <w:spacing w:after="40"/>
-      </w:pPr>
-      <w:r>
-        <w:rPr>
-          <w:b/>
-          <w:sz w:val="20"/>
-        </w:rPr>
-        <w:t xml:space="preserve">105.  </w:t>
-      </w:r>
-      <w:r>
-        <w:rPr>
-          <w:sz w:val="20"/>
-        </w:rPr>
-        <w:t xml:space="preserve">☐ </w:t>
-      </w:r>
-      <w:r>
-        <w:rPr>
-          <w:b w:val="0"/>
-          <w:i w:val="0"/>
-          <w:sz w:val="20"/>
-        </w:rPr>
-        <w:t>Inspect the upper back</w:t>
-      </w:r>
-      <w:r>
-        <w:rPr>
-          <w:sz w:val="20"/>
-        </w:rPr>
-        <w:br/>
-      </w:r>
-      <w:r>
-        <w:rPr>
-          <w:i/>
-          <w:color w:val="335566"/>
-          <w:sz w:val="20"/>
-        </w:rPr>
-        <w:t>“I am inspecting the skin for….”</w:t>
-      </w:r>
-    </w:p>
-    <w:p>
-      <w:pPr>
-        <w:pStyle w:val="ListBullet"/>
-        <w:spacing w:after="40"/>
-      </w:pPr>
-      <w:r>
-        <w:rPr>
-          <w:b/>
-          <w:sz w:val="20"/>
-        </w:rPr>
-        <w:t xml:space="preserve">106.  </w:t>
-      </w:r>
-      <w:r>
-        <w:rPr>
-          <w:sz w:val="20"/>
-        </w:rPr>
-        <w:t xml:space="preserve">☐ </w:t>
-      </w:r>
-      <w:r>
-        <w:rPr>
-          <w:b w:val="0"/>
-          <w:i w:val="0"/>
-          <w:sz w:val="20"/>
-        </w:rPr>
-        <w:t>Inspect the shoulders, axillae, and upper extremities</w:t>
-      </w:r>
-    </w:p>
-    <w:p>
-      <w:pPr>
-        <w:pStyle w:val="ListBullet"/>
-        <w:spacing w:after="40"/>
-      </w:pPr>
-      <w:r>
-        <w:rPr>
-          <w:b/>
-          <w:sz w:val="20"/>
-        </w:rPr>
-        <w:t xml:space="preserve">107.  </w:t>
-      </w:r>
-      <w:r>
-        <w:rPr>
-          <w:sz w:val="20"/>
-        </w:rPr>
-        <w:t xml:space="preserve">☐ </w:t>
-      </w:r>
-      <w:r>
-        <w:rPr>
-          <w:b w:val="0"/>
-          <w:i w:val="0"/>
-          <w:sz w:val="20"/>
-        </w:rPr>
-        <w:t>Inspect the hands and fingers (all surfaces and between digits)</w:t>
-      </w:r>
-    </w:p>
-    <w:p>
-      <w:pPr>
-        <w:pStyle w:val="ListBullet"/>
-        <w:spacing w:after="40"/>
-      </w:pPr>
-      <w:r>
-        <w:rPr>
-          <w:b/>
-          <w:sz w:val="20"/>
-        </w:rPr>
-        <w:t xml:space="preserve">108.  </w:t>
-      </w:r>
-      <w:r>
-        <w:rPr>
-          <w:sz w:val="20"/>
-        </w:rPr>
-        <w:t xml:space="preserve">☐ </w:t>
-      </w:r>
-      <w:r>
-        <w:rPr>
-          <w:sz w:val="20"/>
-        </w:rPr>
-        <w:br/>
-      </w:r>
-      <w:r>
-        <w:rPr>
-          <w:b w:val="0"/>
-          <w:i w:val="0"/>
-          <w:sz w:val="20"/>
-        </w:rPr>
-        <w:t>also Lungs · PV</w:t>
-      </w:r>
-      <w:r>
-        <w:rPr>
-          <w:b w:val="0"/>
-          <w:i w:val="0"/>
-          <w:sz w:val="20"/>
-        </w:rPr>
-        <w:t>Inspect and palpate fingernails</w:t>
-      </w:r>
-      <w:r>
-        <w:rPr>
-          <w:sz w:val="20"/>
-        </w:rPr>
-        <w:br/>
-      </w:r>
-      <w:r>
-        <w:rPr>
-          <w:i/>
-          <w:color w:val="335566"/>
-          <w:sz w:val="20"/>
-        </w:rPr>
-        <w:t>“I am inspecting the fingernails for…” “I am palpating the fingernails for…”</w:t>
-      </w:r>
-    </w:p>
-    <w:p>
-      <w:pPr>
-        <w:pStyle w:val="ListBullet"/>
-        <w:spacing w:after="40"/>
-      </w:pPr>
-      <w:r>
-        <w:rPr>
-          <w:b/>
-          <w:sz w:val="20"/>
-        </w:rPr>
-        <w:t xml:space="preserve">109.  </w:t>
-      </w:r>
-      <w:r>
-        <w:rPr>
-          <w:sz w:val="20"/>
-        </w:rPr>
-        <w:t xml:space="preserve">☐ </w:t>
-      </w:r>
-      <w:r>
-        <w:rPr>
-          <w:b w:val="0"/>
-          <w:i w:val="0"/>
-          <w:sz w:val="20"/>
-        </w:rPr>
-        <w:t>Inspect the chest</w:t>
-      </w:r>
-    </w:p>
-    <w:p>
-      <w:pPr>
-        <w:pStyle w:val="ListBullet"/>
-        <w:spacing w:after="40"/>
-      </w:pPr>
-      <w:r>
-        <w:rPr>
-          <w:b/>
-          <w:sz w:val="20"/>
-        </w:rPr>
-        <w:t xml:space="preserve">110.  </w:t>
-      </w:r>
-      <w:r>
-        <w:rPr>
-          <w:sz w:val="20"/>
-        </w:rPr>
-        <w:t xml:space="preserve">☐ </w:t>
-      </w:r>
-      <w:r>
-        <w:rPr>
-          <w:b w:val="0"/>
-          <w:i w:val="0"/>
-          <w:sz w:val="20"/>
-        </w:rPr>
-        <w:t>Inspect the abdomen</w:t>
-      </w:r>
-    </w:p>
-    <w:p>
-      <w:pPr>
-        <w:pStyle w:val="ListBullet"/>
-        <w:spacing w:after="40"/>
-      </w:pPr>
-      <w:r>
-        <w:rPr>
-          <w:b/>
-          <w:sz w:val="20"/>
-        </w:rPr>
-        <w:t xml:space="preserve">111.  </w:t>
-      </w:r>
-      <w:r>
-        <w:rPr>
-          <w:sz w:val="20"/>
-        </w:rPr>
-        <w:t xml:space="preserve">☐ </w:t>
-      </w:r>
-      <w:r>
-        <w:rPr>
-          <w:b w:val="0"/>
-          <w:i w:val="0"/>
-          <w:sz w:val="20"/>
-        </w:rPr>
-        <w:t>Inspect the anterior/medial/lateral thighs and lower legs</w:t>
-      </w:r>
-    </w:p>
-    <w:p>
-      <w:pPr>
-        <w:pStyle w:val="ListBullet"/>
-        <w:spacing w:after="40"/>
-      </w:pPr>
-      <w:r>
-        <w:rPr>
-          <w:b/>
-          <w:sz w:val="20"/>
-        </w:rPr>
-        <w:t xml:space="preserve">112.  </w:t>
-      </w:r>
-      <w:r>
-        <w:rPr>
-          <w:sz w:val="20"/>
-        </w:rPr>
-        <w:t xml:space="preserve">☐ </w:t>
-      </w:r>
-      <w:r>
-        <w:rPr>
-          <w:b w:val="0"/>
-          <w:i w:val="0"/>
-          <w:sz w:val="20"/>
-        </w:rPr>
-        <w:t>Inspect the feet and toes (all surfaces and between digits)</w:t>
-      </w:r>
-    </w:p>
-    <w:p>
-      <w:pPr>
-        <w:pStyle w:val="ListBullet"/>
-        <w:spacing w:after="40"/>
-      </w:pPr>
-      <w:r>
-        <w:rPr>
-          <w:b/>
-          <w:sz w:val="20"/>
-        </w:rPr>
-        <w:t xml:space="preserve">113.  </w:t>
-      </w:r>
-      <w:r>
-        <w:rPr>
-          <w:sz w:val="20"/>
-        </w:rPr>
-        <w:t xml:space="preserve">☐ </w:t>
-      </w:r>
-      <w:r>
-        <w:rPr>
-          <w:b w:val="0"/>
-          <w:i w:val="0"/>
-          <w:sz w:val="20"/>
-        </w:rPr>
-        <w:t>Inspect and palpate toenails</w:t>
-      </w:r>
-    </w:p>
-    <w:p>
-      <w:pPr>
-        <w:pStyle w:val="ListBullet"/>
-        <w:spacing w:after="40"/>
-      </w:pPr>
-      <w:r>
-        <w:rPr>
-          <w:b/>
-          <w:sz w:val="20"/>
-        </w:rPr>
-        <w:t xml:space="preserve">114.  </w:t>
-      </w:r>
-      <w:r>
-        <w:rPr>
-          <w:sz w:val="20"/>
-        </w:rPr>
-        <w:t xml:space="preserve">☐ </w:t>
-      </w:r>
-      <w:r>
-        <w:rPr>
-          <w:b w:val="0"/>
-          <w:i w:val="0"/>
-          <w:sz w:val="20"/>
-        </w:rPr>
-        <w:t>Inspect the lower back and posterior legs</w:t>
-      </w:r>
-    </w:p>
-    <w:p>
-      <w:pPr>
-        <w:pStyle w:val="ListBullet"/>
-        <w:spacing w:after="40"/>
-      </w:pPr>
-      <w:r>
-        <w:rPr>
-          <w:b/>
-          <w:sz w:val="20"/>
-        </w:rPr>
-        <w:t xml:space="preserve">115.  </w:t>
-      </w:r>
-      <w:r>
-        <w:rPr>
-          <w:sz w:val="20"/>
-        </w:rPr>
-        <w:t xml:space="preserve">☐ </w:t>
-      </w:r>
-      <w:r>
-        <w:rPr>
-          <w:b w:val="0"/>
-          <w:i w:val="0"/>
-          <w:sz w:val="20"/>
-        </w:rPr>
-        <w:t>Verbalize examination of the buttocks, breasts, and genitalia</w:t>
-      </w:r>
-      <w:r>
-        <w:rPr>
-          <w:sz w:val="20"/>
-        </w:rPr>
-        <w:br/>
-      </w:r>
-      <w:r>
-        <w:rPr>
-          <w:i/>
-          <w:color w:val="335566"/>
-          <w:sz w:val="20"/>
-        </w:rPr>
-        <w:t>“For a full-body examination, the buttocks, breasts, and genitalia would also be assessed”</w:t>
-      </w:r>
-    </w:p>
-    <w:p>
-      <w:pPr>
-        <w:pStyle w:val="ListBullet"/>
-        <w:spacing w:after="40"/>
-      </w:pPr>
-      <w:r>
-        <w:rPr>
-          <w:b/>
-          <w:sz w:val="20"/>
-        </w:rPr>
-        <w:t xml:space="preserve">116.  </w:t>
-      </w:r>
-      <w:r>
-        <w:rPr>
-          <w:sz w:val="20"/>
-        </w:rPr>
-        <w:t xml:space="preserve">☐ </w:t>
-      </w:r>
-      <w:r>
-        <w:rPr>
-          <w:b w:val="0"/>
-          <w:i w:val="0"/>
-          <w:sz w:val="20"/>
-        </w:rPr>
-        <w:t>Palpate skin temperature using dorsal surface of hands, bilaterally over upper and lower extremities (anterior &amp; posterior)</w:t>
-      </w:r>
-      <w:r>
-        <w:rPr>
-          <w:sz w:val="20"/>
-        </w:rPr>
-        <w:br/>
-      </w:r>
-      <w:r>
-        <w:rPr>
-          <w:i/>
-          <w:color w:val="335566"/>
-          <w:sz w:val="20"/>
-        </w:rPr>
-        <w:t>“I am palpating the skin for temperature and evaluating for symmetry in the extremities”</w:t>
-      </w:r>
-    </w:p>
-    <w:p>
-      <w:pPr>
-        <w:pStyle w:val="ListBullet"/>
-        <w:spacing w:after="40"/>
-      </w:pPr>
-      <w:r>
-        <w:rPr>
-          <w:b/>
-          <w:sz w:val="20"/>
-        </w:rPr>
-        <w:t xml:space="preserve">117.  </w:t>
-      </w:r>
-      <w:r>
-        <w:rPr>
-          <w:sz w:val="20"/>
-        </w:rPr>
-        <w:t xml:space="preserve">☐ </w:t>
-      </w:r>
-      <w:r>
-        <w:rPr>
-          <w:b w:val="0"/>
-          <w:i w:val="0"/>
-          <w:sz w:val="20"/>
-        </w:rPr>
-        <w:t>Palpate skin for texture, mobility &amp; turgor, bilaterally over upper and lower extremities (anterior &amp; posterior)</w:t>
-      </w:r>
-      <w:r>
-        <w:rPr>
-          <w:sz w:val="20"/>
-        </w:rPr>
-        <w:br/>
-      </w:r>
-      <w:r>
-        <w:rPr>
-          <w:i/>
-          <w:color w:val="335566"/>
-          <w:sz w:val="20"/>
-        </w:rPr>
-        <w:t>“I am palpating the skin to assess texture, mobility and turgor”</w:t>
       </w:r>
     </w:p>
     <w:p>
